--- a/briefings/线口监测午报-2026-09-10.docx
+++ b/briefings/线口监测午报-2026-09-10.docx
@@ -22,7 +22,7 @@
           <w:color w:val="888888"/>
           <w:sz w:val="18"/>
         </w:rPr>
-        <w:t>监测窗口:近48小时 | 生成时间:2026-09-10 12:48</w:t>
+        <w:t>监测窗口:近48小时 | 生成时间:2026-09-10 14:00</w:t>
       </w:r>
     </w:p>
     <w:p>
@@ -70,6 +70,210 @@
           <w:color w:val="888888"/>
           <w:sz w:val="24"/>
         </w:rPr>
+        <w:t>DeepSeek V4.1 Flash 模型正式发布：全面超越 V4 Pro、原生多模态视觉理解，API 定价下调</w:t>
+      </w:r>
+    </w:p>
+    <w:p>
+      <w:r>
+        <w:rPr>
+          <w:rFonts w:ascii="Times New Roman" w:hAnsi="Times New Roman" w:eastAsia="宋体"/>
+          <w:color w:val="888888"/>
+          <w:sz w:val="18"/>
+        </w:rPr>
+        <w:t>来源:IT之家 | 时间:09-10 13:50</w:t>
+      </w:r>
+    </w:p>
+    <w:p>
+      <w:r>
+        <w:rPr>
+          <w:rFonts w:ascii="Times New Roman" w:hAnsi="Times New Roman" w:eastAsia="宋体"/>
+          <w:sz w:val="18"/>
+        </w:rPr>
+        <w:t>链接:</w:t>
+      </w:r>
+      <w:hyperlink r:id="rId9">
+        <w:r>
+          <w:rPr>
+            <w:color w:val="0563C1"/>
+            <w:u w:val="single"/>
+          </w:rPr>
+          <w:t>DeepSeek V4.1 Flash 模型正式发布：全面超越 V4 Pro、原生多模态视觉理解，API 定价下调</w:t>
+        </w:r>
+      </w:hyperlink>
+    </w:p>
+    <w:p>
+      <w:pPr>
+        <w:pStyle w:val="Heading3"/>
+      </w:pPr>
+      <w:r>
+        <w:rPr>
+          <w:rFonts w:ascii="Times New Roman" w:hAnsi="Times New Roman" w:eastAsia="黑体"/>
+          <w:b w:val="0"/>
+          <w:color w:val="888888"/>
+          <w:sz w:val="24"/>
+        </w:rPr>
+        <w:t>【C级·参考】</w:t>
+      </w:r>
+      <w:r>
+        <w:rPr>
+          <w:rFonts w:ascii="Times New Roman" w:hAnsi="Times New Roman" w:eastAsia="黑体"/>
+          <w:b w:val="0"/>
+          <w:color w:val="888888"/>
+          <w:sz w:val="24"/>
+        </w:rPr>
+        <w:t>JPR 报告 2026Q2 全球 PC AIB 显卡出货量 1250 万块：环比增 10%、同比增 6.6%</w:t>
+      </w:r>
+    </w:p>
+    <w:p>
+      <w:r>
+        <w:rPr>
+          <w:rFonts w:ascii="Times New Roman" w:hAnsi="Times New Roman" w:eastAsia="宋体"/>
+          <w:color w:val="888888"/>
+          <w:sz w:val="18"/>
+        </w:rPr>
+        <w:t>来源:IT之家 | 时间:09-10 13:49</w:t>
+      </w:r>
+    </w:p>
+    <w:p>
+      <w:r>
+        <w:rPr>
+          <w:rFonts w:ascii="Times New Roman" w:hAnsi="Times New Roman" w:eastAsia="宋体"/>
+          <w:sz w:val="18"/>
+        </w:rPr>
+        <w:t>链接:</w:t>
+      </w:r>
+      <w:hyperlink r:id="rId10">
+        <w:r>
+          <w:rPr>
+            <w:color w:val="0563C1"/>
+            <w:u w:val="single"/>
+          </w:rPr>
+          <w:t>JPR 报告 2026Q2 全球 PC AIB 显卡出货量 1250 万块：环比增 10%、同比增 6.6%</w:t>
+        </w:r>
+      </w:hyperlink>
+    </w:p>
+    <w:p>
+      <w:pPr>
+        <w:pStyle w:val="Heading3"/>
+      </w:pPr>
+      <w:r>
+        <w:rPr>
+          <w:rFonts w:ascii="Times New Roman" w:hAnsi="Times New Roman" w:eastAsia="黑体"/>
+          <w:b w:val="0"/>
+          <w:color w:val="888888"/>
+          <w:sz w:val="24"/>
+        </w:rPr>
+        <w:t>【C级·参考】</w:t>
+      </w:r>
+      <w:r>
+        <w:rPr>
+          <w:rFonts w:ascii="Times New Roman" w:hAnsi="Times New Roman" w:eastAsia="黑体"/>
+          <w:b w:val="0"/>
+          <w:color w:val="888888"/>
+          <w:sz w:val="24"/>
+        </w:rPr>
+        <w:t>DeepSeek Harness 0.1.5 更新：适配 DeepSeek V4.1 Flash 模型，新增文件上传与侧边栏预览功能</w:t>
+      </w:r>
+    </w:p>
+    <w:p>
+      <w:r>
+        <w:rPr>
+          <w:rFonts w:ascii="Times New Roman" w:hAnsi="Times New Roman" w:eastAsia="宋体"/>
+          <w:color w:val="888888"/>
+          <w:sz w:val="18"/>
+        </w:rPr>
+        <w:t>来源:IT之家 | 时间:09-10 13:41</w:t>
+      </w:r>
+    </w:p>
+    <w:p>
+      <w:r>
+        <w:rPr>
+          <w:rFonts w:ascii="Times New Roman" w:hAnsi="Times New Roman" w:eastAsia="宋体"/>
+          <w:sz w:val="18"/>
+        </w:rPr>
+        <w:t>链接:</w:t>
+      </w:r>
+      <w:hyperlink r:id="rId11">
+        <w:r>
+          <w:rPr>
+            <w:color w:val="0563C1"/>
+            <w:u w:val="single"/>
+          </w:rPr>
+          <w:t>DeepSeek Harness 0.1.5 更新：适配 DeepSeek V4.1 Flash 模型，新增文件上传与侧边栏预览功能</w:t>
+        </w:r>
+      </w:hyperlink>
+    </w:p>
+    <w:p>
+      <w:pPr>
+        <w:pStyle w:val="Heading3"/>
+      </w:pPr>
+      <w:r>
+        <w:rPr>
+          <w:rFonts w:ascii="Times New Roman" w:hAnsi="Times New Roman" w:eastAsia="黑体"/>
+          <w:b w:val="0"/>
+          <w:color w:val="888888"/>
+          <w:sz w:val="24"/>
+        </w:rPr>
+        <w:t>【C级·参考】</w:t>
+      </w:r>
+      <w:r>
+        <w:rPr>
+          <w:rFonts w:ascii="Times New Roman" w:hAnsi="Times New Roman" w:eastAsia="黑体"/>
+          <w:b w:val="0"/>
+          <w:color w:val="888888"/>
+          <w:sz w:val="24"/>
+        </w:rPr>
+        <w:t>阿里千问新款 AI 眼镜“保密式”展出：首次支持虹膜识别，不带显示屏</w:t>
+      </w:r>
+    </w:p>
+    <w:p>
+      <w:r>
+        <w:rPr>
+          <w:rFonts w:ascii="Times New Roman" w:hAnsi="Times New Roman" w:eastAsia="宋体"/>
+          <w:color w:val="888888"/>
+          <w:sz w:val="18"/>
+        </w:rPr>
+        <w:t>来源:IT之家 | 时间:09-10 13:21</w:t>
+      </w:r>
+    </w:p>
+    <w:p>
+      <w:r>
+        <w:rPr>
+          <w:rFonts w:ascii="Times New Roman" w:hAnsi="Times New Roman" w:eastAsia="宋体"/>
+          <w:sz w:val="18"/>
+        </w:rPr>
+        <w:t>链接:</w:t>
+      </w:r>
+      <w:hyperlink r:id="rId12">
+        <w:r>
+          <w:rPr>
+            <w:color w:val="0563C1"/>
+            <w:u w:val="single"/>
+          </w:rPr>
+          <w:t>阿里千问新款 AI 眼镜“保密式”展出：首次支持虹膜识别，不带显示屏</w:t>
+        </w:r>
+      </w:hyperlink>
+    </w:p>
+    <w:p>
+      <w:pPr>
+        <w:pStyle w:val="Heading3"/>
+      </w:pPr>
+      <w:r>
+        <w:rPr>
+          <w:rFonts w:ascii="Times New Roman" w:hAnsi="Times New Roman" w:eastAsia="黑体"/>
+          <w:b w:val="0"/>
+          <w:color w:val="888888"/>
+          <w:sz w:val="24"/>
+        </w:rPr>
+        <w:t>【C级·参考】</w:t>
+      </w:r>
+      <w:r>
+        <w:rPr>
+          <w:rFonts w:ascii="Times New Roman" w:hAnsi="Times New Roman" w:eastAsia="黑体"/>
+          <w:b w:val="0"/>
+          <w:color w:val="888888"/>
+          <w:sz w:val="24"/>
+        </w:rPr>
         <w:t>成都以 AI 治理“龟速车”：覆盖城区所有快速路及绕城高速，试行监测路段慢车数量降约 20%</w:t>
       </w:r>
     </w:p>
@@ -91,7 +295,7 @@
         </w:rPr>
         <w:t>链接:</w:t>
       </w:r>
-      <w:hyperlink r:id="rId9">
+      <w:hyperlink r:id="rId13">
         <w:r>
           <w:rPr>
             <w:color w:val="0563C1"/>
@@ -142,7 +346,7 @@
         </w:rPr>
         <w:t>链接:</w:t>
       </w:r>
-      <w:hyperlink r:id="rId10">
+      <w:hyperlink r:id="rId14">
         <w:r>
           <w:rPr>
             <w:color w:val="0563C1"/>
@@ -193,7 +397,7 @@
         </w:rPr>
         <w:t>链接:</w:t>
       </w:r>
-      <w:hyperlink r:id="rId11">
+      <w:hyperlink r:id="rId15">
         <w:r>
           <w:rPr>
             <w:color w:val="0563C1"/>
@@ -244,7 +448,7 @@
         </w:rPr>
         <w:t>链接:</w:t>
       </w:r>
-      <w:hyperlink r:id="rId12">
+      <w:hyperlink r:id="rId16">
         <w:r>
           <w:rPr>
             <w:color w:val="0563C1"/>
@@ -295,7 +499,7 @@
         </w:rPr>
         <w:t>链接:</w:t>
       </w:r>
-      <w:hyperlink r:id="rId13">
+      <w:hyperlink r:id="rId17">
         <w:r>
           <w:rPr>
             <w:color w:val="0563C1"/>
@@ -346,7 +550,7 @@
         </w:rPr>
         <w:t>链接:</w:t>
       </w:r>
-      <w:hyperlink r:id="rId14">
+      <w:hyperlink r:id="rId18">
         <w:r>
           <w:rPr>
             <w:color w:val="0563C1"/>
@@ -376,7 +580,7 @@
           <w:color w:val="888888"/>
           <w:sz w:val="24"/>
         </w:rPr>
-        <w:t>DeepSeek 快速、专家、识图模式合并升级，V4.1 Flash 最快今日发布</w:t>
+        <w:t>DeepSeek 快速、专家、识图模式合并升级，V4.1 Flash 今日正式发布</w:t>
       </w:r>
     </w:p>
     <w:p>
@@ -397,13 +601,13 @@
         </w:rPr>
         <w:t>链接:</w:t>
       </w:r>
-      <w:hyperlink r:id="rId15">
+      <w:hyperlink r:id="rId19">
         <w:r>
           <w:rPr>
             <w:color w:val="0563C1"/>
             <w:u w:val="single"/>
           </w:rPr>
-          <w:t>DeepSeek 快速、专家、识图模式合并升级，V4.1 Flash 最快今日发布</w:t>
+          <w:t>DeepSeek 快速、专家、识图模式合并升级，V4.1 Flash 今日正式发布</w:t>
         </w:r>
       </w:hyperlink>
     </w:p>
@@ -427,7 +631,7 @@
           <w:color w:val="888888"/>
           <w:sz w:val="24"/>
         </w:rPr>
-        <w:t>OpenAI 新董事严厉警告：AI 失控将是灾难性的，大多数人可能丧命</w:t>
+        <w:t>千问新款AI眼镜首次曝光，或加入虹膜支付能力</w:t>
       </w:r>
     </w:p>
     <w:p>
@@ -437,7 +641,7 @@
           <w:color w:val="888888"/>
           <w:sz w:val="18"/>
         </w:rPr>
-        <w:t>来源:IT之家 | 时间:09-10 09:45</w:t>
+        <w:t>来源:Bing新闻 | 时间:09-10 06:17</w:t>
       </w:r>
     </w:p>
     <w:p>
@@ -448,166 +652,13 @@
         </w:rPr>
         <w:t>链接:</w:t>
       </w:r>
-      <w:hyperlink r:id="rId16">
+      <w:hyperlink r:id="rId20">
         <w:r>
           <w:rPr>
             <w:color w:val="0563C1"/>
             <w:u w:val="single"/>
           </w:rPr>
-          <w:t>OpenAI 新董事严厉警告：AI 失控将是灾难性的，大多数人可能丧命</w:t>
-        </w:r>
-      </w:hyperlink>
-    </w:p>
-    <w:p>
-      <w:pPr>
-        <w:pStyle w:val="Heading3"/>
-      </w:pPr>
-      <w:r>
-        <w:rPr>
-          <w:rFonts w:ascii="Times New Roman" w:hAnsi="Times New Roman" w:eastAsia="黑体"/>
-          <w:b w:val="0"/>
-          <w:color w:val="888888"/>
-          <w:sz w:val="24"/>
-        </w:rPr>
-        <w:t>【C级·参考】</w:t>
-      </w:r>
-      <w:r>
-        <w:rPr>
-          <w:rFonts w:ascii="Times New Roman" w:hAnsi="Times New Roman" w:eastAsia="黑体"/>
-          <w:b w:val="0"/>
-          <w:color w:val="888888"/>
-          <w:sz w:val="24"/>
-        </w:rPr>
-        <w:t>OpenAI ChatGPT 语音模式支持调用 GPT-5.6 Sol 和 GPT-6 Astra</w:t>
-      </w:r>
-    </w:p>
-    <w:p>
-      <w:r>
-        <w:rPr>
-          <w:rFonts w:ascii="Times New Roman" w:hAnsi="Times New Roman" w:eastAsia="宋体"/>
-          <w:color w:val="888888"/>
-          <w:sz w:val="18"/>
-        </w:rPr>
-        <w:t>来源:IT之家 | 时间:09-10 09:11</w:t>
-      </w:r>
-    </w:p>
-    <w:p>
-      <w:r>
-        <w:rPr>
-          <w:rFonts w:ascii="Times New Roman" w:hAnsi="Times New Roman" w:eastAsia="宋体"/>
-          <w:sz w:val="18"/>
-        </w:rPr>
-        <w:t>链接:</w:t>
-      </w:r>
-      <w:hyperlink r:id="rId17">
-        <w:r>
-          <w:rPr>
-            <w:color w:val="0563C1"/>
-            <w:u w:val="single"/>
-          </w:rPr>
-          <w:t>OpenAI ChatGPT 语音模式支持调用 GPT-5.6 Sol 和 GPT-6 Astra</w:t>
-        </w:r>
-      </w:hyperlink>
-    </w:p>
-    <w:p>
-      <w:pPr>
-        <w:pStyle w:val="Heading3"/>
-      </w:pPr>
-      <w:r>
-        <w:rPr>
-          <w:rFonts w:ascii="Times New Roman" w:hAnsi="Times New Roman" w:eastAsia="黑体"/>
-          <w:b w:val="0"/>
-          <w:color w:val="888888"/>
-          <w:sz w:val="24"/>
-        </w:rPr>
-        <w:t>【C级·参考】</w:t>
-      </w:r>
-      <w:r>
-        <w:rPr>
-          <w:rFonts w:ascii="Times New Roman" w:hAnsi="Times New Roman" w:eastAsia="黑体"/>
-          <w:b w:val="0"/>
-          <w:color w:val="888888"/>
-          <w:sz w:val="24"/>
-        </w:rPr>
-        <w:t>苹果部分功能不随 iOS 27 及新硬件首发：Siri AI 下月拓展更多语言支持，Apple Watch 新功能年底推出</w:t>
-      </w:r>
-    </w:p>
-    <w:p>
-      <w:r>
-        <w:rPr>
-          <w:rFonts w:ascii="Times New Roman" w:hAnsi="Times New Roman" w:eastAsia="宋体"/>
-          <w:color w:val="888888"/>
-          <w:sz w:val="18"/>
-        </w:rPr>
-        <w:t>来源:IT之家 | 时间:09-10 09:11</w:t>
-      </w:r>
-    </w:p>
-    <w:p>
-      <w:r>
-        <w:rPr>
-          <w:rFonts w:ascii="Times New Roman" w:hAnsi="Times New Roman" w:eastAsia="宋体"/>
-          <w:sz w:val="18"/>
-        </w:rPr>
-        <w:t>链接:</w:t>
-      </w:r>
-      <w:hyperlink r:id="rId18">
-        <w:r>
-          <w:rPr>
-            <w:color w:val="0563C1"/>
-            <w:u w:val="single"/>
-          </w:rPr>
-          <w:t>苹果部分功能不随 iOS 27 及新硬件首发：Siri AI 下月拓展更多语言支持，Apple Watch 新功能年底推出</w:t>
-        </w:r>
-      </w:hyperlink>
-    </w:p>
-    <w:p>
-      <w:pPr>
-        <w:pStyle w:val="Heading3"/>
-      </w:pPr>
-      <w:r>
-        <w:rPr>
-          <w:rFonts w:ascii="Times New Roman" w:hAnsi="Times New Roman" w:eastAsia="黑体"/>
-          <w:b w:val="0"/>
-          <w:color w:val="888888"/>
-          <w:sz w:val="24"/>
-        </w:rPr>
-        <w:t>【C级·参考】</w:t>
-      </w:r>
-      <w:r>
-        <w:rPr>
-          <w:rFonts w:ascii="Times New Roman" w:hAnsi="Times New Roman" w:eastAsia="黑体"/>
-          <w:b w:val="0"/>
-          <w:color w:val="888888"/>
-          <w:sz w:val="24"/>
-        </w:rPr>
-        <w:t>曾获扎克伯格 15 亿美元 offer，Meta 明星 AI 研究员安德鲁 · 塔洛克宣布离职</w:t>
-      </w:r>
-    </w:p>
-    <w:p>
-      <w:r>
-        <w:rPr>
-          <w:rFonts w:ascii="Times New Roman" w:hAnsi="Times New Roman" w:eastAsia="宋体"/>
-          <w:color w:val="888888"/>
-          <w:sz w:val="18"/>
-        </w:rPr>
-        <w:t>来源:IT之家 | 时间:09-10 08:43</w:t>
-      </w:r>
-    </w:p>
-    <w:p>
-      <w:r>
-        <w:rPr>
-          <w:rFonts w:ascii="Times New Roman" w:hAnsi="Times New Roman" w:eastAsia="宋体"/>
-          <w:sz w:val="18"/>
-        </w:rPr>
-        <w:t>链接:</w:t>
-      </w:r>
-      <w:hyperlink r:id="rId19">
-        <w:r>
-          <w:rPr>
-            <w:color w:val="0563C1"/>
-            <w:u w:val="single"/>
-          </w:rPr>
-          <w:t>曾获扎克伯格 15 亿美元 offer，Meta 明星 AI 研究员安德鲁 · 塔洛克宣布离职</w:t>
+          <w:t>千问新款AI眼镜首次曝光，或加入虹膜支付能力</w:t>
         </w:r>
       </w:hyperlink>
     </w:p>
@@ -652,7 +703,7 @@
         </w:rPr>
         <w:t>链接:</w:t>
       </w:r>
-      <w:hyperlink r:id="rId20">
+      <w:hyperlink r:id="rId21">
         <w:r>
           <w:rPr>
             <w:color w:val="0563C1"/>
@@ -703,7 +754,7 @@
         </w:rPr>
         <w:t>链接:</w:t>
       </w:r>
-      <w:hyperlink r:id="rId21">
+      <w:hyperlink r:id="rId22">
         <w:r>
           <w:rPr>
             <w:color w:val="0563C1"/>
@@ -733,7 +784,7 @@
           <w:color w:val="888888"/>
           <w:sz w:val="24"/>
         </w:rPr>
-        <w:t>千问新AI眼镜现身！虹膜识别落地，赛道迎成长窗口</w:t>
+        <w:t>上海首个“AI眼镜城市伴游”试点在黄浦区落地</w:t>
       </w:r>
     </w:p>
     <w:p>
@@ -743,7 +794,7 @@
           <w:color w:val="888888"/>
           <w:sz w:val="18"/>
         </w:rPr>
-        <w:t>来源:Bing新闻 | 时间:09-09 22:33</w:t>
+        <w:t>来源:Bing新闻 | 时间:09-09 23:03</w:t>
       </w:r>
     </w:p>
     <w:p>
@@ -754,13 +805,13 @@
         </w:rPr>
         <w:t>链接:</w:t>
       </w:r>
-      <w:hyperlink r:id="rId22">
+      <w:hyperlink r:id="rId23">
         <w:r>
           <w:rPr>
             <w:color w:val="0563C1"/>
             <w:u w:val="single"/>
           </w:rPr>
-          <w:t>千问新AI眼镜现身！虹膜识别落地，赛道迎成长窗口</w:t>
+          <w:t>上海首个“AI眼镜城市伴游”试点在黄浦区落地</w:t>
         </w:r>
       </w:hyperlink>
     </w:p>
@@ -805,7 +856,7 @@
         </w:rPr>
         <w:t>链接:</w:t>
       </w:r>
-      <w:hyperlink r:id="rId23">
+      <w:hyperlink r:id="rId24">
         <w:r>
           <w:rPr>
             <w:color w:val="0563C1"/>
@@ -856,7 +907,7 @@
         </w:rPr>
         <w:t>链接:</w:t>
       </w:r>
-      <w:hyperlink r:id="rId24">
+      <w:hyperlink r:id="rId25">
         <w:r>
           <w:rPr>
             <w:color w:val="0563C1"/>
@@ -919,7 +970,7 @@
         </w:rPr>
         <w:t>链接:</w:t>
       </w:r>
-      <w:hyperlink r:id="rId25">
+      <w:hyperlink r:id="rId26">
         <w:r>
           <w:rPr>
             <w:color w:val="0563C1"/>
@@ -942,9 +993,55 @@
       </w:r>
     </w:p>
     <w:p>
+      <w:pPr>
+        <w:pStyle w:val="Heading3"/>
+      </w:pPr>
       <w:r>
-        <w:t>本线口暂无重要更新</w:t>
+        <w:rPr>
+          <w:rFonts w:ascii="Times New Roman" w:hAnsi="Times New Roman" w:eastAsia="黑体"/>
+          <w:b w:val="0"/>
+          <w:color w:val="888888"/>
+          <w:sz w:val="24"/>
+        </w:rPr>
+        <w:t>【C级·参考】</w:t>
       </w:r>
+      <w:r>
+        <w:rPr>
+          <w:rFonts w:ascii="Times New Roman" w:hAnsi="Times New Roman" w:eastAsia="黑体"/>
+          <w:b w:val="0"/>
+          <w:color w:val="888888"/>
+          <w:sz w:val="24"/>
+        </w:rPr>
+        <w:t>消息称零跑 ABCD 四大系列车型有望全系搭载世界模型智驾，达到“全行业第一梯队”</w:t>
+      </w:r>
+    </w:p>
+    <w:p>
+      <w:r>
+        <w:rPr>
+          <w:rFonts w:ascii="Times New Roman" w:hAnsi="Times New Roman" w:eastAsia="宋体"/>
+          <w:color w:val="888888"/>
+          <w:sz w:val="18"/>
+        </w:rPr>
+        <w:t>来源:IT之家 | 时间:09-10 13:01</w:t>
+      </w:r>
+    </w:p>
+    <w:p>
+      <w:r>
+        <w:rPr>
+          <w:rFonts w:ascii="Times New Roman" w:hAnsi="Times New Roman" w:eastAsia="宋体"/>
+          <w:sz w:val="18"/>
+        </w:rPr>
+        <w:t>链接:</w:t>
+      </w:r>
+      <w:hyperlink r:id="rId27">
+        <w:r>
+          <w:rPr>
+            <w:color w:val="0563C1"/>
+            <w:u w:val="single"/>
+          </w:rPr>
+          <w:t>消息称零跑 ABCD 四大系列车型有望全系搭载世界模型智驾，达到“全行业第一梯队”</w:t>
+        </w:r>
+      </w:hyperlink>
     </w:p>
     <w:p>
       <w:pPr>
@@ -995,6 +1092,57 @@
           <w:color w:val="888888"/>
           <w:sz w:val="24"/>
         </w:rPr>
+        <w:t>集英社漫改游戏《封神演义：逆命承天》公布，2027 年登陆任天堂 Switch 2、PS5、PC 平台</w:t>
+      </w:r>
+    </w:p>
+    <w:p>
+      <w:r>
+        <w:rPr>
+          <w:rFonts w:ascii="Times New Roman" w:hAnsi="Times New Roman" w:eastAsia="宋体"/>
+          <w:color w:val="888888"/>
+          <w:sz w:val="18"/>
+        </w:rPr>
+        <w:t>来源:IT之家 | 时间:09-10 12:49</w:t>
+      </w:r>
+    </w:p>
+    <w:p>
+      <w:r>
+        <w:rPr>
+          <w:rFonts w:ascii="Times New Roman" w:hAnsi="Times New Roman" w:eastAsia="宋体"/>
+          <w:sz w:val="18"/>
+        </w:rPr>
+        <w:t>链接:</w:t>
+      </w:r>
+      <w:hyperlink r:id="rId28">
+        <w:r>
+          <w:rPr>
+            <w:color w:val="0563C1"/>
+            <w:u w:val="single"/>
+          </w:rPr>
+          <w:t>集英社漫改游戏《封神演义：逆命承天》公布，2027 年登陆任天堂 Switch 2、PS5、PC 平台</w:t>
+        </w:r>
+      </w:hyperlink>
+    </w:p>
+    <w:p>
+      <w:pPr>
+        <w:pStyle w:val="Heading3"/>
+      </w:pPr>
+      <w:r>
+        <w:rPr>
+          <w:rFonts w:ascii="Times New Roman" w:hAnsi="Times New Roman" w:eastAsia="黑体"/>
+          <w:b w:val="0"/>
+          <w:color w:val="888888"/>
+          <w:sz w:val="24"/>
+        </w:rPr>
+        <w:t>【C级·参考】</w:t>
+      </w:r>
+      <w:r>
+        <w:rPr>
+          <w:rFonts w:ascii="Times New Roman" w:hAnsi="Times New Roman" w:eastAsia="黑体"/>
+          <w:b w:val="0"/>
+          <w:color w:val="888888"/>
+          <w:sz w:val="24"/>
+        </w:rPr>
         <w:t>索尼公布 9 月 PS Plus 二三档游戏目录：《符文世界：龙之荒野》《WWE 2K26》《地铁：归来》等</w:t>
       </w:r>
     </w:p>
@@ -1016,7 +1164,7 @@
         </w:rPr>
         <w:t>链接:</w:t>
       </w:r>
-      <w:hyperlink r:id="rId26">
+      <w:hyperlink r:id="rId29">
         <w:r>
           <w:rPr>
             <w:color w:val="0563C1"/>
@@ -1067,7 +1215,7 @@
         </w:rPr>
         <w:t>链接:</w:t>
       </w:r>
-      <w:hyperlink r:id="rId27">
+      <w:hyperlink r:id="rId30">
         <w:r>
           <w:rPr>
             <w:color w:val="0563C1"/>
@@ -1118,7 +1266,7 @@
         </w:rPr>
         <w:t>链接:</w:t>
       </w:r>
-      <w:hyperlink r:id="rId28">
+      <w:hyperlink r:id="rId31">
         <w:r>
           <w:rPr>
             <w:color w:val="0563C1"/>
@@ -1169,7 +1317,7 @@
         </w:rPr>
         <w:t>链接:</w:t>
       </w:r>
-      <w:hyperlink r:id="rId29">
+      <w:hyperlink r:id="rId32">
         <w:r>
           <w:rPr>
             <w:color w:val="0563C1"/>
@@ -1220,7 +1368,7 @@
         </w:rPr>
         <w:t>链接:</w:t>
       </w:r>
-      <w:hyperlink r:id="rId30">
+      <w:hyperlink r:id="rId33">
         <w:r>
           <w:rPr>
             <w:color w:val="0563C1"/>
@@ -1271,7 +1419,7 @@
         </w:rPr>
         <w:t>链接:</w:t>
       </w:r>
-      <w:hyperlink r:id="rId31">
+      <w:hyperlink r:id="rId34">
         <w:r>
           <w:rPr>
             <w:color w:val="0563C1"/>
@@ -1322,7 +1470,7 @@
         </w:rPr>
         <w:t>链接:</w:t>
       </w:r>
-      <w:hyperlink r:id="rId32">
+      <w:hyperlink r:id="rId35">
         <w:r>
           <w:rPr>
             <w:color w:val="0563C1"/>
@@ -1373,7 +1521,7 @@
         </w:rPr>
         <w:t>链接:</w:t>
       </w:r>
-      <w:hyperlink r:id="rId33">
+      <w:hyperlink r:id="rId36">
         <w:r>
           <w:rPr>
             <w:color w:val="0563C1"/>
@@ -1424,64 +1572,13 @@
         </w:rPr>
         <w:t>链接:</w:t>
       </w:r>
-      <w:hyperlink r:id="rId34">
+      <w:hyperlink r:id="rId37">
         <w:r>
           <w:rPr>
             <w:color w:val="0563C1"/>
             <w:u w:val="single"/>
           </w:rPr>
           <w:t>库洛新商标“不完全燃烧”曝光，NAMI要来、还是又一款新游戏？</w:t>
-        </w:r>
-      </w:hyperlink>
-    </w:p>
-    <w:p>
-      <w:pPr>
-        <w:pStyle w:val="Heading3"/>
-      </w:pPr>
-      <w:r>
-        <w:rPr>
-          <w:rFonts w:ascii="Times New Roman" w:hAnsi="Times New Roman" w:eastAsia="黑体"/>
-          <w:b w:val="0"/>
-          <w:color w:val="888888"/>
-          <w:sz w:val="24"/>
-        </w:rPr>
-        <w:t>【C级·参考】</w:t>
-      </w:r>
-      <w:r>
-        <w:rPr>
-          <w:rFonts w:ascii="Times New Roman" w:hAnsi="Times New Roman" w:eastAsia="黑体"/>
-          <w:b w:val="0"/>
-          <w:color w:val="888888"/>
-          <w:sz w:val="24"/>
-        </w:rPr>
-        <w:t>腾讯《王者万象棋》正式开服：85 位英雄 18 位棋手首日登场，安卓最低骁龙 625、华为鸿蒙需麒麟 9000S</w:t>
-      </w:r>
-    </w:p>
-    <w:p>
-      <w:r>
-        <w:rPr>
-          <w:rFonts w:ascii="Times New Roman" w:hAnsi="Times New Roman" w:eastAsia="宋体"/>
-          <w:color w:val="888888"/>
-          <w:sz w:val="18"/>
-        </w:rPr>
-        <w:t>来源:IT之家 | 时间:09-10 09:29</w:t>
-      </w:r>
-    </w:p>
-    <w:p>
-      <w:r>
-        <w:rPr>
-          <w:rFonts w:ascii="Times New Roman" w:hAnsi="Times New Roman" w:eastAsia="宋体"/>
-          <w:sz w:val="18"/>
-        </w:rPr>
-        <w:t>链接:</w:t>
-      </w:r>
-      <w:hyperlink r:id="rId35">
-        <w:r>
-          <w:rPr>
-            <w:color w:val="0563C1"/>
-            <w:u w:val="single"/>
-          </w:rPr>
-          <w:t>腾讯《王者万象棋》正式开服：85 位英雄 18 位棋手首日登场，安卓最低骁龙 625、华为鸿蒙需麒麟 9000S</w:t>
         </w:r>
       </w:hyperlink>
     </w:p>
@@ -1526,115 +1623,13 @@
         </w:rPr>
         <w:t>链接:</w:t>
       </w:r>
-      <w:hyperlink r:id="rId36">
+      <w:hyperlink r:id="rId38">
         <w:r>
           <w:rPr>
             <w:color w:val="0563C1"/>
             <w:u w:val="single"/>
           </w:rPr>
           <w:t>拳头联合创始人表态：“未来要做买断制付费游戏”！</w:t>
-        </w:r>
-      </w:hyperlink>
-    </w:p>
-    <w:p>
-      <w:pPr>
-        <w:pStyle w:val="Heading3"/>
-      </w:pPr>
-      <w:r>
-        <w:rPr>
-          <w:rFonts w:ascii="Times New Roman" w:hAnsi="Times New Roman" w:eastAsia="黑体"/>
-          <w:b w:val="0"/>
-          <w:color w:val="888888"/>
-          <w:sz w:val="24"/>
-        </w:rPr>
-        <w:t>【C级·参考】</w:t>
-      </w:r>
-      <w:r>
-        <w:rPr>
-          <w:rFonts w:ascii="Times New Roman" w:hAnsi="Times New Roman" w:eastAsia="黑体"/>
-          <w:b w:val="0"/>
-          <w:color w:val="888888"/>
-          <w:sz w:val="24"/>
-        </w:rPr>
-        <w:t>英伟达发布 GeForce Game Ready 616.92 显卡驱动：修复闪烁问题，优化多款游戏</w:t>
-      </w:r>
-    </w:p>
-    <w:p>
-      <w:r>
-        <w:rPr>
-          <w:rFonts w:ascii="Times New Roman" w:hAnsi="Times New Roman" w:eastAsia="宋体"/>
-          <w:color w:val="888888"/>
-          <w:sz w:val="18"/>
-        </w:rPr>
-        <w:t>来源:IT之家 | 时间:09-09 21:15</w:t>
-      </w:r>
-    </w:p>
-    <w:p>
-      <w:r>
-        <w:rPr>
-          <w:rFonts w:ascii="Times New Roman" w:hAnsi="Times New Roman" w:eastAsia="宋体"/>
-          <w:sz w:val="18"/>
-        </w:rPr>
-        <w:t>链接:</w:t>
-      </w:r>
-      <w:hyperlink r:id="rId37">
-        <w:r>
-          <w:rPr>
-            <w:color w:val="0563C1"/>
-            <w:u w:val="single"/>
-          </w:rPr>
-          <w:t>英伟达发布 GeForce Game Ready 616.92 显卡驱动：修复闪烁问题，优化多款游戏</w:t>
-        </w:r>
-      </w:hyperlink>
-    </w:p>
-    <w:p>
-      <w:pPr>
-        <w:pStyle w:val="Heading3"/>
-      </w:pPr>
-      <w:r>
-        <w:rPr>
-          <w:rFonts w:ascii="Times New Roman" w:hAnsi="Times New Roman" w:eastAsia="黑体"/>
-          <w:b w:val="0"/>
-          <w:color w:val="888888"/>
-          <w:sz w:val="24"/>
-        </w:rPr>
-        <w:t>【C级·参考】</w:t>
-      </w:r>
-      <w:r>
-        <w:rPr>
-          <w:rFonts w:ascii="Times New Roman" w:hAnsi="Times New Roman" w:eastAsia="黑体"/>
-          <w:b w:val="0"/>
-          <w:color w:val="888888"/>
-          <w:sz w:val="24"/>
-        </w:rPr>
-        <w:t>三款《甄嬛传》新游戏乱战！时隔12年，国民级宫斗IP杀回游戏圈？</w:t>
-      </w:r>
-    </w:p>
-    <w:p>
-      <w:r>
-        <w:rPr>
-          <w:rFonts w:ascii="Times New Roman" w:hAnsi="Times New Roman" w:eastAsia="宋体"/>
-          <w:color w:val="888888"/>
-          <w:sz w:val="18"/>
-        </w:rPr>
-        <w:t>来源:GameLook | 时间:09-09 11:49</w:t>
-      </w:r>
-    </w:p>
-    <w:p>
-      <w:r>
-        <w:rPr>
-          <w:rFonts w:ascii="Times New Roman" w:hAnsi="Times New Roman" w:eastAsia="宋体"/>
-          <w:sz w:val="18"/>
-        </w:rPr>
-        <w:t>链接:</w:t>
-      </w:r>
-      <w:hyperlink r:id="rId38">
-        <w:r>
-          <w:rPr>
-            <w:color w:val="0563C1"/>
-            <w:u w:val="single"/>
-          </w:rPr>
-          <w:t>三款《甄嬛传》新游戏乱战！时隔12年，国民级宫斗IP杀回游戏圈？</w:t>
         </w:r>
       </w:hyperlink>
     </w:p>
@@ -1681,7 +1676,7 @@
           <w:rFonts w:ascii="Times New Roman" w:hAnsi="Times New Roman" w:eastAsia="宋体"/>
           <w:sz w:val="18"/>
         </w:rPr>
-        <w:t>IT之家(60)、GameLook(15)、HackerNews(7)、Bing新闻(4)</w:t>
+        <w:t>IT之家(60)、GameLook(15)、HackerNews(7)、Bing新闻(5)</w:t>
       </w:r>
     </w:p>
     <w:p>

--- a/briefings/线口监测午报-2026-09-10.docx
+++ b/briefings/线口监测午报-2026-09-10.docx
@@ -22,7 +22,7 @@
           <w:color w:val="888888"/>
           <w:sz w:val="18"/>
         </w:rPr>
-        <w:t>监测窗口:近48小时 | 生成时间:2026-09-10 14:00</w:t>
+        <w:t>监测窗口:近48小时 | 生成时间:2026-09-10 20:11</w:t>
       </w:r>
     </w:p>
     <w:p>
@@ -70,7 +70,7 @@
           <w:color w:val="888888"/>
           <w:sz w:val="24"/>
         </w:rPr>
-        <w:t>DeepSeek V4.1 Flash 模型正式发布：全面超越 V4 Pro、原生多模态视觉理解，API 定价下调</w:t>
+        <w:t>德军正评估 30 款 AI 工具，计划 2027 年起用于加快战场决策</w:t>
       </w:r>
     </w:p>
     <w:p>
@@ -80,7 +80,7 @@
           <w:color w:val="888888"/>
           <w:sz w:val="18"/>
         </w:rPr>
-        <w:t>来源:IT之家 | 时间:09-10 13:50</w:t>
+        <w:t>来源:IT之家 | 时间:09-10 20:07</w:t>
       </w:r>
     </w:p>
     <w:p>
@@ -97,7 +97,7 @@
             <w:color w:val="0563C1"/>
             <w:u w:val="single"/>
           </w:rPr>
-          <w:t>DeepSeek V4.1 Flash 模型正式发布：全面超越 V4 Pro、原生多模态视觉理解，API 定价下调</w:t>
+          <w:t>德军正评估 30 款 AI 工具，计划 2027 年起用于加快战场决策</w:t>
         </w:r>
       </w:hyperlink>
     </w:p>
@@ -121,7 +121,7 @@
           <w:color w:val="888888"/>
           <w:sz w:val="24"/>
         </w:rPr>
-        <w:t>JPR 报告 2026Q2 全球 PC AIB 显卡出货量 1250 万块：环比增 10%、同比增 6.6%</w:t>
+        <w:t>DeepSeek V4.1 Flash 模型上线国家超算互联网</w:t>
       </w:r>
     </w:p>
     <w:p>
@@ -131,7 +131,7 @@
           <w:color w:val="888888"/>
           <w:sz w:val="18"/>
         </w:rPr>
-        <w:t>来源:IT之家 | 时间:09-10 13:49</w:t>
+        <w:t>来源:IT之家 | 时间:09-10 19:47</w:t>
       </w:r>
     </w:p>
     <w:p>
@@ -148,7 +148,7 @@
             <w:color w:val="0563C1"/>
             <w:u w:val="single"/>
           </w:rPr>
-          <w:t>JPR 报告 2026Q2 全球 PC AIB 显卡出货量 1250 万块：环比增 10%、同比增 6.6%</w:t>
+          <w:t>DeepSeek V4.1 Flash 模型上线国家超算互联网</w:t>
         </w:r>
       </w:hyperlink>
     </w:p>
@@ -172,7 +172,7 @@
           <w:color w:val="888888"/>
           <w:sz w:val="24"/>
         </w:rPr>
-        <w:t>DeepSeek Harness 0.1.5 更新：适配 DeepSeek V4.1 Flash 模型，新增文件上传与侧边栏预览功能</w:t>
+        <w:t>849 元支持主动降噪：苹果 AirPods 5 耳机江苏、吉林可享政府补贴</w:t>
       </w:r>
     </w:p>
     <w:p>
@@ -182,7 +182,7 @@
           <w:color w:val="888888"/>
           <w:sz w:val="18"/>
         </w:rPr>
-        <w:t>来源:IT之家 | 时间:09-10 13:41</w:t>
+        <w:t>来源:IT之家 | 时间:09-10 18:57</w:t>
       </w:r>
     </w:p>
     <w:p>
@@ -199,7 +199,7 @@
             <w:color w:val="0563C1"/>
             <w:u w:val="single"/>
           </w:rPr>
-          <w:t>DeepSeek Harness 0.1.5 更新：适配 DeepSeek V4.1 Flash 模型，新增文件上传与侧边栏预览功能</w:t>
+          <w:t>849 元支持主动降噪：苹果 AirPods 5 耳机江苏、吉林可享政府补贴</w:t>
         </w:r>
       </w:hyperlink>
     </w:p>
@@ -223,7 +223,7 @@
           <w:color w:val="888888"/>
           <w:sz w:val="24"/>
         </w:rPr>
-        <w:t>阿里千问新款 AI 眼镜“保密式”展出：首次支持虹膜识别，不带显示屏</w:t>
+        <w:t>ADI 计划以 13.5 亿美元收购智能 MCU 企业 Alif，扩展物理 AI 布局</w:t>
       </w:r>
     </w:p>
     <w:p>
@@ -233,7 +233,7 @@
           <w:color w:val="888888"/>
           <w:sz w:val="18"/>
         </w:rPr>
-        <w:t>来源:IT之家 | 时间:09-10 13:21</w:t>
+        <w:t>来源:IT之家 | 时间:09-10 18:02</w:t>
       </w:r>
     </w:p>
     <w:p>
@@ -250,7 +250,7 @@
             <w:color w:val="0563C1"/>
             <w:u w:val="single"/>
           </w:rPr>
-          <w:t>阿里千问新款 AI 眼镜“保密式”展出：首次支持虹膜识别，不带显示屏</w:t>
+          <w:t>ADI 计划以 13.5 亿美元收购智能 MCU 企业 Alif，扩展物理 AI 布局</w:t>
         </w:r>
       </w:hyperlink>
     </w:p>
@@ -274,7 +274,7 @@
           <w:color w:val="888888"/>
           <w:sz w:val="24"/>
         </w:rPr>
-        <w:t>成都以 AI 治理“龟速车”：覆盖城区所有快速路及绕城高速，试行监测路段慢车数量降约 20%</w:t>
+        <w:t>因模型入侵 Hugging Face，OpenAI 面临美国参议院调查</w:t>
       </w:r>
     </w:p>
     <w:p>
@@ -284,7 +284,7 @@
           <w:color w:val="888888"/>
           <w:sz w:val="18"/>
         </w:rPr>
-        <w:t>来源:IT之家 | 时间:09-10 12:16</w:t>
+        <w:t>来源:IT之家 | 时间:09-10 17:57</w:t>
       </w:r>
     </w:p>
     <w:p>
@@ -301,7 +301,7 @@
             <w:color w:val="0563C1"/>
             <w:u w:val="single"/>
           </w:rPr>
-          <w:t>成都以 AI 治理“龟速车”：覆盖城区所有快速路及绕城高速，试行监测路段慢车数量降约 20%</w:t>
+          <w:t>因模型入侵 Hugging Face，OpenAI 面临美国参议院调查</w:t>
         </w:r>
       </w:hyperlink>
     </w:p>
@@ -325,7 +325,7 @@
           <w:color w:val="888888"/>
           <w:sz w:val="24"/>
         </w:rPr>
-        <w:t>DeepSeek V4.1 Flash 模型今日发布，V4 Pro 服务推迟到 9 月 14 日下线</w:t>
+        <w:t>蚂蚁集团 CEO 韩歆毅：蚂蚁将推出激励政策加快智能体供需生态建设</w:t>
       </w:r>
     </w:p>
     <w:p>
@@ -335,7 +335,7 @@
           <w:color w:val="888888"/>
           <w:sz w:val="18"/>
         </w:rPr>
-        <w:t>来源:IT之家 | 时间:09-10 12:10</w:t>
+        <w:t>来源:IT之家 | 时间:09-10 17:29</w:t>
       </w:r>
     </w:p>
     <w:p>
@@ -352,7 +352,7 @@
             <w:color w:val="0563C1"/>
             <w:u w:val="single"/>
           </w:rPr>
-          <w:t>DeepSeek V4.1 Flash 模型今日发布，V4 Pro 服务推迟到 9 月 14 日下线</w:t>
+          <w:t>蚂蚁集团 CEO 韩歆毅：蚂蚁将推出激励政策加快智能体供需生态建设</w:t>
         </w:r>
       </w:hyperlink>
     </w:p>
@@ -376,7 +376,7 @@
           <w:color w:val="888888"/>
           <w:sz w:val="24"/>
         </w:rPr>
-        <w:t>System76 发布 AM5 工作站 Thelio Mira AI，支持双卡配置</w:t>
+        <w:t>英伟达与 Palantir 达成合作，将主权 AI 引入关键供应链</w:t>
       </w:r>
     </w:p>
     <w:p>
@@ -386,7 +386,7 @@
           <w:color w:val="888888"/>
           <w:sz w:val="18"/>
         </w:rPr>
-        <w:t>来源:IT之家 | 时间:09-10 11:38</w:t>
+        <w:t>来源:IT之家 | 时间:09-10 17:11</w:t>
       </w:r>
     </w:p>
     <w:p>
@@ -403,7 +403,7 @@
             <w:color w:val="0563C1"/>
             <w:u w:val="single"/>
           </w:rPr>
-          <w:t>System76 发布 AM5 工作站 Thelio Mira AI，支持双卡配置</w:t>
+          <w:t>英伟达与 Palantir 达成合作，将主权 AI 引入关键供应链</w:t>
         </w:r>
       </w:hyperlink>
     </w:p>
@@ -427,7 +427,7 @@
           <w:color w:val="888888"/>
           <w:sz w:val="24"/>
         </w:rPr>
-        <w:t>蚂蚁国际联合 Visa、万事达卡合作开发 AI 支付新标准</w:t>
+        <w:t>不止 Anthropic 的 Mythos 5，欧盟机构已获准访问 OpenAI GPT-6 Astra 模型</w:t>
       </w:r>
     </w:p>
     <w:p>
@@ -437,7 +437,7 @@
           <w:color w:val="888888"/>
           <w:sz w:val="18"/>
         </w:rPr>
-        <w:t>来源:IT之家 | 时间:09-10 11:17</w:t>
+        <w:t>来源:IT之家 | 时间:09-10 17:11</w:t>
       </w:r>
     </w:p>
     <w:p>
@@ -454,7 +454,7 @@
             <w:color w:val="0563C1"/>
             <w:u w:val="single"/>
           </w:rPr>
-          <w:t>蚂蚁国际联合 Visa、万事达卡合作开发 AI 支付新标准</w:t>
+          <w:t>不止 Anthropic 的 Mythos 5，欧盟机构已获准访问 OpenAI GPT-6 Astra 模型</w:t>
         </w:r>
       </w:hyperlink>
     </w:p>
@@ -478,7 +478,7 @@
           <w:color w:val="888888"/>
           <w:sz w:val="24"/>
         </w:rPr>
-        <w:t>小米推出米家首款 AI 智控灶定时燃气灶 3 Max：5200W 猛火 + 新增离灶雷达，国补后 2299 元</w:t>
+        <w:t>广汽埃安第二代 AION V、V Home 车型 OTA 升级：新增苹果 CarPlay 手车互联、全场景无麦 K 歌等</w:t>
       </w:r>
     </w:p>
     <w:p>
@@ -488,7 +488,7 @@
           <w:color w:val="888888"/>
           <w:sz w:val="18"/>
         </w:rPr>
-        <w:t>来源:IT之家 | 时间:09-10 10:46</w:t>
+        <w:t>来源:IT之家 | 时间:09-10 17:08</w:t>
       </w:r>
     </w:p>
     <w:p>
@@ -505,7 +505,7 @@
             <w:color w:val="0563C1"/>
             <w:u w:val="single"/>
           </w:rPr>
-          <w:t>小米推出米家首款 AI 智控灶定时燃气灶 3 Max：5200W 猛火 + 新增离灶雷达，国补后 2299 元</w:t>
+          <w:t>广汽埃安第二代 AION V、V Home 车型 OTA 升级：新增苹果 CarPlay 手车互联、全场景无麦 K 歌等</w:t>
         </w:r>
       </w:hyperlink>
     </w:p>
@@ -529,7 +529,7 @@
           <w:color w:val="888888"/>
           <w:sz w:val="24"/>
         </w:rPr>
-        <w:t>小米推出米家智能净烟机 3 Max：AI 全程托管控烟，国补价 4599 元</w:t>
+        <w:t>高德发布全球首个 3D 原生城市世界模型 ABot-Earth 0.7，实现从星球到街景的全尺寸 AI 生成</w:t>
       </w:r>
     </w:p>
     <w:p>
@@ -539,7 +539,7 @@
           <w:color w:val="888888"/>
           <w:sz w:val="18"/>
         </w:rPr>
-        <w:t>来源:IT之家 | 时间:09-10 10:40</w:t>
+        <w:t>来源:IT之家 | 时间:09-10 17:02</w:t>
       </w:r>
     </w:p>
     <w:p>
@@ -556,7 +556,7 @@
             <w:color w:val="0563C1"/>
             <w:u w:val="single"/>
           </w:rPr>
-          <w:t>小米推出米家智能净烟机 3 Max：AI 全程托管控烟，国补价 4599 元</w:t>
+          <w:t>高德发布全球首个 3D 原生城市世界模型 ABot-Earth 0.7，实现从星球到街景的全尺寸 AI 生成</w:t>
         </w:r>
       </w:hyperlink>
     </w:p>
@@ -580,7 +580,7 @@
           <w:color w:val="888888"/>
           <w:sz w:val="24"/>
         </w:rPr>
-        <w:t>DeepSeek 快速、专家、识图模式合并升级，V4.1 Flash 今日正式发布</w:t>
+        <w:t>李开复：AI 没有办法承担责任</w:t>
       </w:r>
     </w:p>
     <w:p>
@@ -590,7 +590,7 @@
           <w:color w:val="888888"/>
           <w:sz w:val="18"/>
         </w:rPr>
-        <w:t>来源:IT之家 | 时间:09-10 10:11</w:t>
+        <w:t>来源:IT之家 | 时间:09-10 16:45</w:t>
       </w:r>
     </w:p>
     <w:p>
@@ -607,7 +607,7 @@
             <w:color w:val="0563C1"/>
             <w:u w:val="single"/>
           </w:rPr>
-          <w:t>DeepSeek 快速、专家、识图模式合并升级，V4.1 Flash 今日正式发布</w:t>
+          <w:t>李开复：AI 没有办法承担责任</w:t>
         </w:r>
       </w:hyperlink>
     </w:p>
@@ -631,7 +631,7 @@
           <w:color w:val="888888"/>
           <w:sz w:val="24"/>
         </w:rPr>
-        <w:t>千问新款AI眼镜首次曝光，或加入虹膜支付能力</w:t>
+        <w:t>寒武纪回应“上调 AI 处理器价格”传闻：并未发布涨价相关消息</w:t>
       </w:r>
     </w:p>
     <w:p>
@@ -641,7 +641,7 @@
           <w:color w:val="888888"/>
           <w:sz w:val="18"/>
         </w:rPr>
-        <w:t>来源:Bing新闻 | 时间:09-10 06:17</w:t>
+        <w:t>来源:IT之家 | 时间:09-10 16:42</w:t>
       </w:r>
     </w:p>
     <w:p>
@@ -658,7 +658,7 @@
             <w:color w:val="0563C1"/>
             <w:u w:val="single"/>
           </w:rPr>
-          <w:t>千问新款AI眼镜首次曝光，或加入虹膜支付能力</w:t>
+          <w:t>寒武纪回应“上调 AI 处理器价格”传闻：并未发布涨价相关消息</w:t>
         </w:r>
       </w:hyperlink>
     </w:p>
@@ -682,7 +682,7 @@
           <w:color w:val="888888"/>
           <w:sz w:val="24"/>
         </w:rPr>
-        <w:t>AirPods 5</w:t>
+        <w:t>支持前实习生创业项目：消息称阿里拟领投 AI 评测公司 UniPat 的 3 亿美元融资</w:t>
       </w:r>
     </w:p>
     <w:p>
@@ -692,7 +692,7 @@
           <w:color w:val="888888"/>
           <w:sz w:val="18"/>
         </w:rPr>
-        <w:t>来源:Hacker News | 时间:09-10 01:39</w:t>
+        <w:t>来源:IT之家 | 时间:09-10 16:29</w:t>
       </w:r>
     </w:p>
     <w:p>
@@ -709,7 +709,7 @@
             <w:color w:val="0563C1"/>
             <w:u w:val="single"/>
           </w:rPr>
-          <w:t>AirPods 5</w:t>
+          <w:t>支持前实习生创业项目：消息称阿里拟领投 AI 评测公司 UniPat 的 3 亿美元融资</w:t>
         </w:r>
       </w:hyperlink>
     </w:p>
@@ -733,7 +733,7 @@
           <w:color w:val="888888"/>
           <w:sz w:val="24"/>
         </w:rPr>
-        <w:t>Understanding the recent DDoS attack against Read the Docs</w:t>
+        <w:t>支付宝设立“智能体涌现奖”：每年投入 1000 万，不会写代码也能参与</w:t>
       </w:r>
     </w:p>
     <w:p>
@@ -743,7 +743,7 @@
           <w:color w:val="888888"/>
           <w:sz w:val="18"/>
         </w:rPr>
-        <w:t>来源:Hacker News | 时间:09-09 23:55</w:t>
+        <w:t>来源:IT之家 | 时间:09-10 16:25</w:t>
       </w:r>
     </w:p>
     <w:p>
@@ -760,7 +760,7 @@
             <w:color w:val="0563C1"/>
             <w:u w:val="single"/>
           </w:rPr>
-          <w:t>Understanding the recent DDoS attack against Read the Docs</w:t>
+          <w:t>支付宝设立“智能体涌现奖”：每年投入 1000 万，不会写代码也能参与</w:t>
         </w:r>
       </w:hyperlink>
     </w:p>
@@ -784,7 +784,7 @@
           <w:color w:val="888888"/>
           <w:sz w:val="24"/>
         </w:rPr>
-        <w:t>上海首个“AI眼镜城市伴游”试点在黄浦区落地</w:t>
+        <w:t>三星加码AI眼镜</w:t>
       </w:r>
     </w:p>
     <w:p>
@@ -794,7 +794,7 @@
           <w:color w:val="888888"/>
           <w:sz w:val="18"/>
         </w:rPr>
-        <w:t>来源:Bing新闻 | 时间:09-09 23:03</w:t>
+        <w:t>来源:Bing新闻 | 时间:09-10 11:13</w:t>
       </w:r>
     </w:p>
     <w:p>
@@ -811,7 +811,7 @@
             <w:color w:val="0563C1"/>
             <w:u w:val="single"/>
           </w:rPr>
-          <w:t>上海首个“AI眼镜城市伴游”试点在黄浦区落地</w:t>
+          <w:t>三星加码AI眼镜</w:t>
         </w:r>
       </w:hyperlink>
     </w:p>
@@ -835,7 +835,7 @@
           <w:color w:val="888888"/>
           <w:sz w:val="24"/>
         </w:rPr>
-        <w:t>Shopify acquires Tailwind</w:t>
+        <w:t>闪极loomos L1斩获SIVA年度最佳AI拍摄眼镜</w:t>
       </w:r>
     </w:p>
     <w:p>
@@ -845,7 +845,7 @@
           <w:color w:val="888888"/>
           <w:sz w:val="18"/>
         </w:rPr>
-        <w:t>来源:Hacker News | 时间:09-09 21:27</w:t>
+        <w:t>来源:Bing新闻 | 时间:09-10 10:38</w:t>
       </w:r>
     </w:p>
     <w:p>
@@ -862,7 +862,58 @@
             <w:color w:val="0563C1"/>
             <w:u w:val="single"/>
           </w:rPr>
-          <w:t>Shopify acquires Tailwind</w:t>
+          <w:t>闪极loomos L1斩获SIVA年度最佳AI拍摄眼镜</w:t>
+        </w:r>
+      </w:hyperlink>
+    </w:p>
+    <w:p>
+      <w:pPr>
+        <w:pStyle w:val="Heading3"/>
+      </w:pPr>
+      <w:r>
+        <w:rPr>
+          <w:rFonts w:ascii="Times New Roman" w:hAnsi="Times New Roman" w:eastAsia="黑体"/>
+          <w:b w:val="0"/>
+          <w:color w:val="888888"/>
+          <w:sz w:val="24"/>
+        </w:rPr>
+        <w:t>【C级·参考】</w:t>
+      </w:r>
+      <w:r>
+        <w:rPr>
+          <w:rFonts w:ascii="Times New Roman" w:hAnsi="Times New Roman" w:eastAsia="黑体"/>
+          <w:b w:val="0"/>
+          <w:color w:val="888888"/>
+          <w:sz w:val="24"/>
+        </w:rPr>
+        <w:t>Training a 3.8B LLM to 0.384 CORE for $998</w:t>
+      </w:r>
+    </w:p>
+    <w:p>
+      <w:r>
+        <w:rPr>
+          <w:rFonts w:ascii="Times New Roman" w:hAnsi="Times New Roman" w:eastAsia="宋体"/>
+          <w:color w:val="888888"/>
+          <w:sz w:val="18"/>
+        </w:rPr>
+        <w:t>来源:Hacker News | 时间:09-10 10:04</w:t>
+      </w:r>
+    </w:p>
+    <w:p>
+      <w:r>
+        <w:rPr>
+          <w:rFonts w:ascii="Times New Roman" w:hAnsi="Times New Roman" w:eastAsia="宋体"/>
+          <w:sz w:val="18"/>
+        </w:rPr>
+        <w:t>链接:</w:t>
+      </w:r>
+      <w:hyperlink r:id="rId25">
+        <w:r>
+          <w:rPr>
+            <w:color w:val="0563C1"/>
+            <w:u w:val="single"/>
+          </w:rPr>
+          <w:t>Training a 3.8B LLM to 0.384 CORE for $998</w:t>
         </w:r>
       </w:hyperlink>
     </w:p>
@@ -896,7 +947,7 @@
           <w:color w:val="888888"/>
           <w:sz w:val="18"/>
         </w:rPr>
-        <w:t>来源:Bing新闻 | 时间:09-09 19:28</w:t>
+        <w:t>来源:Bing新闻 | 时间:09-10 09:28</w:t>
       </w:r>
     </w:p>
     <w:p>
@@ -907,7 +958,7 @@
         </w:rPr>
         <w:t>链接:</w:t>
       </w:r>
-      <w:hyperlink r:id="rId25">
+      <w:hyperlink r:id="rId26">
         <w:r>
           <w:rPr>
             <w:color w:val="0563C1"/>
@@ -949,7 +1000,7 @@
           <w:color w:val="888888"/>
           <w:sz w:val="24"/>
         </w:rPr>
-        <w:t>宇树科技股价跌破 500 元 / 股，市值较上市首日高点蒸发超 2400 亿元</w:t>
+        <w:t>全国首个，乐聚联合安徽电信、华为发布 5G-A 具身智能专属套餐</w:t>
       </w:r>
     </w:p>
     <w:p>
@@ -959,7 +1010,7 @@
           <w:color w:val="888888"/>
           <w:sz w:val="18"/>
         </w:rPr>
-        <w:t>来源:IT之家 | 时间:09-10 11:24</w:t>
+        <w:t>来源:IT之家 | 时间:09-10 19:38</w:t>
       </w:r>
     </w:p>
     <w:p>
@@ -970,13 +1021,166 @@
         </w:rPr>
         <w:t>链接:</w:t>
       </w:r>
-      <w:hyperlink r:id="rId26">
+      <w:hyperlink r:id="rId27">
         <w:r>
           <w:rPr>
             <w:color w:val="0563C1"/>
             <w:u w:val="single"/>
           </w:rPr>
-          <w:t>宇树科技股价跌破 500 元 / 股，市值较上市首日高点蒸发超 2400 亿元</w:t>
+          <w:t>全国首个，乐聚联合安徽电信、华为发布 5G-A 具身智能专属套餐</w:t>
+        </w:r>
+      </w:hyperlink>
+    </w:p>
+    <w:p>
+      <w:pPr>
+        <w:pStyle w:val="Heading3"/>
+      </w:pPr>
+      <w:r>
+        <w:rPr>
+          <w:rFonts w:ascii="Times New Roman" w:hAnsi="Times New Roman" w:eastAsia="黑体"/>
+          <w:b w:val="0"/>
+          <w:color w:val="888888"/>
+          <w:sz w:val="24"/>
+        </w:rPr>
+        <w:t>【C级·参考】</w:t>
+      </w:r>
+      <w:r>
+        <w:rPr>
+          <w:rFonts w:ascii="Times New Roman" w:hAnsi="Times New Roman" w:eastAsia="黑体"/>
+          <w:b w:val="0"/>
+          <w:color w:val="888888"/>
+          <w:sz w:val="24"/>
+        </w:rPr>
+        <w:t>中国企业获西班牙首张 L4 自动驾驶乘用车运营牌照，文远知行 Robotaxi 年内当地上线</w:t>
+      </w:r>
+    </w:p>
+    <w:p>
+      <w:r>
+        <w:rPr>
+          <w:rFonts w:ascii="Times New Roman" w:hAnsi="Times New Roman" w:eastAsia="宋体"/>
+          <w:color w:val="888888"/>
+          <w:sz w:val="18"/>
+        </w:rPr>
+        <w:t>来源:IT之家 | 时间:09-10 16:55</w:t>
+      </w:r>
+    </w:p>
+    <w:p>
+      <w:r>
+        <w:rPr>
+          <w:rFonts w:ascii="Times New Roman" w:hAnsi="Times New Roman" w:eastAsia="宋体"/>
+          <w:sz w:val="18"/>
+        </w:rPr>
+        <w:t>链接:</w:t>
+      </w:r>
+      <w:hyperlink r:id="rId28">
+        <w:r>
+          <w:rPr>
+            <w:color w:val="0563C1"/>
+            <w:u w:val="single"/>
+          </w:rPr>
+          <w:t>中国企业获西班牙首张 L4 自动驾驶乘用车运营牌照，文远知行 Robotaxi 年内当地上线</w:t>
+        </w:r>
+      </w:hyperlink>
+    </w:p>
+    <w:p>
+      <w:pPr>
+        <w:pStyle w:val="Heading3"/>
+      </w:pPr>
+      <w:r>
+        <w:rPr>
+          <w:rFonts w:ascii="Times New Roman" w:hAnsi="Times New Roman" w:eastAsia="黑体"/>
+          <w:b w:val="0"/>
+          <w:color w:val="888888"/>
+          <w:sz w:val="24"/>
+        </w:rPr>
+        <w:t>【C级·参考】</w:t>
+      </w:r>
+      <w:r>
+        <w:rPr>
+          <w:rFonts w:ascii="Times New Roman" w:hAnsi="Times New Roman" w:eastAsia="黑体"/>
+          <w:b w:val="0"/>
+          <w:color w:val="888888"/>
+          <w:sz w:val="24"/>
+        </w:rPr>
+        <w:t>刷新全球开源模型多项评测 SOTA，宇树科技开源全新一代通用人形机器人基座模型 UnifoLM-WLA-1.0</w:t>
+      </w:r>
+    </w:p>
+    <w:p>
+      <w:r>
+        <w:rPr>
+          <w:rFonts w:ascii="Times New Roman" w:hAnsi="Times New Roman" w:eastAsia="宋体"/>
+          <w:color w:val="888888"/>
+          <w:sz w:val="18"/>
+        </w:rPr>
+        <w:t>来源:IT之家 | 时间:09-10 16:21</w:t>
+      </w:r>
+    </w:p>
+    <w:p>
+      <w:r>
+        <w:rPr>
+          <w:rFonts w:ascii="Times New Roman" w:hAnsi="Times New Roman" w:eastAsia="宋体"/>
+          <w:sz w:val="18"/>
+        </w:rPr>
+        <w:t>链接:</w:t>
+      </w:r>
+      <w:hyperlink r:id="rId29">
+        <w:r>
+          <w:rPr>
+            <w:color w:val="0563C1"/>
+            <w:u w:val="single"/>
+          </w:rPr>
+          <w:t>刷新全球开源模型多项评测 SOTA，宇树科技开源全新一代通用人形机器人基座模型 UnifoLM-WLA-1.0</w:t>
+        </w:r>
+      </w:hyperlink>
+    </w:p>
+    <w:p>
+      <w:pPr>
+        <w:pStyle w:val="Heading3"/>
+      </w:pPr>
+      <w:r>
+        <w:rPr>
+          <w:rFonts w:ascii="Times New Roman" w:hAnsi="Times New Roman" w:eastAsia="黑体"/>
+          <w:b w:val="0"/>
+          <w:color w:val="888888"/>
+          <w:sz w:val="24"/>
+        </w:rPr>
+        <w:t>【C级·参考】</w:t>
+      </w:r>
+      <w:r>
+        <w:rPr>
+          <w:rFonts w:ascii="Times New Roman" w:hAnsi="Times New Roman" w:eastAsia="黑体"/>
+          <w:b w:val="0"/>
+          <w:color w:val="888888"/>
+          <w:sz w:val="24"/>
+        </w:rPr>
+        <w:t>中国商飞董事长贺东风：将打造人工智能训练场，让人形机器人走进大飞机的生产车间</w:t>
+      </w:r>
+    </w:p>
+    <w:p>
+      <w:r>
+        <w:rPr>
+          <w:rFonts w:ascii="Times New Roman" w:hAnsi="Times New Roman" w:eastAsia="宋体"/>
+          <w:color w:val="888888"/>
+          <w:sz w:val="18"/>
+        </w:rPr>
+        <w:t>来源:IT之家 | 时间:09-10 16:20</w:t>
+      </w:r>
+    </w:p>
+    <w:p>
+      <w:r>
+        <w:rPr>
+          <w:rFonts w:ascii="Times New Roman" w:hAnsi="Times New Roman" w:eastAsia="宋体"/>
+          <w:sz w:val="18"/>
+        </w:rPr>
+        <w:t>链接:</w:t>
+      </w:r>
+      <w:hyperlink r:id="rId30">
+        <w:r>
+          <w:rPr>
+            <w:color w:val="0563C1"/>
+            <w:u w:val="single"/>
+          </w:rPr>
+          <w:t>中国商飞董事长贺东风：将打造人工智能训练场，让人形机器人走进大飞机的生产车间</w:t>
         </w:r>
       </w:hyperlink>
     </w:p>
@@ -1012,7 +1216,7 @@
           <w:color w:val="888888"/>
           <w:sz w:val="24"/>
         </w:rPr>
-        <w:t>消息称零跑 ABCD 四大系列车型有望全系搭载世界模型智驾，达到“全行业第一梯队”</w:t>
+        <w:t>您的薯条已登“机”，首条麦当劳与美团无人机专属航线开通</w:t>
       </w:r>
     </w:p>
     <w:p>
@@ -1022,7 +1226,7 @@
           <w:color w:val="888888"/>
           <w:sz w:val="18"/>
         </w:rPr>
-        <w:t>来源:IT之家 | 时间:09-10 13:01</w:t>
+        <w:t>来源:IT之家 | 时间:09-10 19:50</w:t>
       </w:r>
     </w:p>
     <w:p>
@@ -1033,13 +1237,13 @@
         </w:rPr>
         <w:t>链接:</w:t>
       </w:r>
-      <w:hyperlink r:id="rId27">
+      <w:hyperlink r:id="rId31">
         <w:r>
           <w:rPr>
             <w:color w:val="0563C1"/>
             <w:u w:val="single"/>
           </w:rPr>
-          <w:t>消息称零跑 ABCD 四大系列车型有望全系搭载世界模型智驾，达到“全行业第一梯队”</w:t>
+          <w:t>您的薯条已登“机”，首条麦当劳与美团无人机专属航线开通</w:t>
         </w:r>
       </w:hyperlink>
     </w:p>
@@ -1092,7 +1296,7 @@
           <w:color w:val="888888"/>
           <w:sz w:val="24"/>
         </w:rPr>
-        <w:t>集英社漫改游戏《封神演义：逆命承天》公布，2027 年登陆任天堂 Switch 2、PS5、PC 平台</w:t>
+        <w:t>育碧将简化 Steam 版游戏启动流程，玩家不需额外打开 Ubisoft Connect PC 启动器</w:t>
       </w:r>
     </w:p>
     <w:p>
@@ -1102,7 +1306,7 @@
           <w:color w:val="888888"/>
           <w:sz w:val="18"/>
         </w:rPr>
-        <w:t>来源:IT之家 | 时间:09-10 12:49</w:t>
+        <w:t>来源:IT之家 | 时间:09-10 18:39</w:t>
       </w:r>
     </w:p>
     <w:p>
@@ -1113,13 +1317,13 @@
         </w:rPr>
         <w:t>链接:</w:t>
       </w:r>
-      <w:hyperlink r:id="rId28">
+      <w:hyperlink r:id="rId32">
         <w:r>
           <w:rPr>
             <w:color w:val="0563C1"/>
             <w:u w:val="single"/>
           </w:rPr>
-          <w:t>集英社漫改游戏《封神演义：逆命承天》公布，2027 年登陆任天堂 Switch 2、PS5、PC 平台</w:t>
+          <w:t>育碧将简化 Steam 版游戏启动流程，玩家不需额外打开 Ubisoft Connect PC 启动器</w:t>
         </w:r>
       </w:hyperlink>
     </w:p>
@@ -1143,7 +1347,7 @@
           <w:color w:val="888888"/>
           <w:sz w:val="24"/>
         </w:rPr>
-        <w:t>索尼公布 9 月 PS Plus 二三档游戏目录：《符文世界：龙之荒野》《WWE 2K26》《地铁：归来》等</w:t>
+        <w:t>梁其伟详解《影之刃零》游戏：四种难度可选、一周目可白金</w:t>
       </w:r>
     </w:p>
     <w:p>
@@ -1153,7 +1357,7 @@
           <w:color w:val="888888"/>
           <w:sz w:val="18"/>
         </w:rPr>
-        <w:t>来源:IT之家 | 时间:09-10 11:40</w:t>
+        <w:t>来源:IT之家 | 时间:09-10 18:30</w:t>
       </w:r>
     </w:p>
     <w:p>
@@ -1164,13 +1368,13 @@
         </w:rPr>
         <w:t>链接:</w:t>
       </w:r>
-      <w:hyperlink r:id="rId29">
+      <w:hyperlink r:id="rId33">
         <w:r>
           <w:rPr>
             <w:color w:val="0563C1"/>
             <w:u w:val="single"/>
           </w:rPr>
-          <w:t>索尼公布 9 月 PS Plus 二三档游戏目录：《符文世界：龙之荒野》《WWE 2K26》《地铁：归来》等</w:t>
+          <w:t>梁其伟详解《影之刃零》游戏：四种难度可选、一周目可白金</w:t>
         </w:r>
       </w:hyperlink>
     </w:p>
@@ -1194,7 +1398,7 @@
           <w:color w:val="888888"/>
           <w:sz w:val="24"/>
         </w:rPr>
-        <w:t>小岛秀夫回应《PHYSINT》游戏转投微软合作：索尼今年 6 月突然通知取消开发</w:t>
+        <w:t>海盗船官宣 USB 游戏麦克风 VOXARA，结合 Elgato 软件技术</w:t>
       </w:r>
     </w:p>
     <w:p>
@@ -1204,7 +1408,7 @@
           <w:color w:val="888888"/>
           <w:sz w:val="18"/>
         </w:rPr>
-        <w:t>来源:IT之家 | 时间:09-10 11:23</w:t>
+        <w:t>来源:IT之家 | 时间:09-10 16:38</w:t>
       </w:r>
     </w:p>
     <w:p>
@@ -1215,64 +1419,13 @@
         </w:rPr>
         <w:t>链接:</w:t>
       </w:r>
-      <w:hyperlink r:id="rId30">
+      <w:hyperlink r:id="rId34">
         <w:r>
           <w:rPr>
             <w:color w:val="0563C1"/>
             <w:u w:val="single"/>
           </w:rPr>
-          <w:t>小岛秀夫回应《PHYSINT》游戏转投微软合作：索尼今年 6 月突然通知取消开发</w:t>
-        </w:r>
-      </w:hyperlink>
-    </w:p>
-    <w:p>
-      <w:pPr>
-        <w:pStyle w:val="Heading3"/>
-      </w:pPr>
-      <w:r>
-        <w:rPr>
-          <w:rFonts w:ascii="Times New Roman" w:hAnsi="Times New Roman" w:eastAsia="黑体"/>
-          <w:b w:val="0"/>
-          <w:color w:val="888888"/>
-          <w:sz w:val="24"/>
-        </w:rPr>
-        <w:t>【C级·参考】</w:t>
-      </w:r>
-      <w:r>
-        <w:rPr>
-          <w:rFonts w:ascii="Times New Roman" w:hAnsi="Times New Roman" w:eastAsia="黑体"/>
-          <w:b w:val="0"/>
-          <w:color w:val="888888"/>
-          <w:sz w:val="24"/>
-        </w:rPr>
-        <w:t>PS 独占变独不占？小岛秀夫谍战游戏新作《PHYSINT》取消与索尼合作，转投微软 Xbox</w:t>
-      </w:r>
-    </w:p>
-    <w:p>
-      <w:r>
-        <w:rPr>
-          <w:rFonts w:ascii="Times New Roman" w:hAnsi="Times New Roman" w:eastAsia="宋体"/>
-          <w:color w:val="888888"/>
-          <w:sz w:val="18"/>
-        </w:rPr>
-        <w:t>来源:IT之家 | 时间:09-10 11:03</w:t>
-      </w:r>
-    </w:p>
-    <w:p>
-      <w:r>
-        <w:rPr>
-          <w:rFonts w:ascii="Times New Roman" w:hAnsi="Times New Roman" w:eastAsia="宋体"/>
-          <w:sz w:val="18"/>
-        </w:rPr>
-        <w:t>链接:</w:t>
-      </w:r>
-      <w:hyperlink r:id="rId31">
-        <w:r>
-          <w:rPr>
-            <w:color w:val="0563C1"/>
-            <w:u w:val="single"/>
-          </w:rPr>
-          <w:t>PS 独占变独不占？小岛秀夫谍战游戏新作《PHYSINT》取消与索尼合作，转投微软 Xbox</w:t>
+          <w:t>海盗船官宣 USB 游戏麦克风 VOXARA，结合 Elgato 软件技术</w:t>
         </w:r>
       </w:hyperlink>
     </w:p>
@@ -1317,64 +1470,13 @@
         </w:rPr>
         <w:t>链接:</w:t>
       </w:r>
-      <w:hyperlink r:id="rId32">
+      <w:hyperlink r:id="rId35">
         <w:r>
           <w:rPr>
             <w:color w:val="0563C1"/>
             <w:u w:val="single"/>
           </w:rPr>
           <w:t>“非遗传统技艺”成文化现象！中国游戏热捧，厂商竟遇到“江湖骗子”？</w:t>
-        </w:r>
-      </w:hyperlink>
-    </w:p>
-    <w:p>
-      <w:pPr>
-        <w:pStyle w:val="Heading3"/>
-      </w:pPr>
-      <w:r>
-        <w:rPr>
-          <w:rFonts w:ascii="Times New Roman" w:hAnsi="Times New Roman" w:eastAsia="黑体"/>
-          <w:b w:val="0"/>
-          <w:color w:val="888888"/>
-          <w:sz w:val="24"/>
-        </w:rPr>
-        <w:t>【C级·参考】</w:t>
-      </w:r>
-      <w:r>
-        <w:rPr>
-          <w:rFonts w:ascii="Times New Roman" w:hAnsi="Times New Roman" w:eastAsia="黑体"/>
-          <w:b w:val="0"/>
-          <w:color w:val="888888"/>
-          <w:sz w:val="24"/>
-        </w:rPr>
-        <w:t>六联智能介绍 "Panther Lake 12Xe" 核显创作游戏本，TDP 最高 100W</w:t>
-      </w:r>
-    </w:p>
-    <w:p>
-      <w:r>
-        <w:rPr>
-          <w:rFonts w:ascii="Times New Roman" w:hAnsi="Times New Roman" w:eastAsia="宋体"/>
-          <w:color w:val="888888"/>
-          <w:sz w:val="18"/>
-        </w:rPr>
-        <w:t>来源:IT之家 | 时间:09-10 10:37</w:t>
-      </w:r>
-    </w:p>
-    <w:p>
-      <w:r>
-        <w:rPr>
-          <w:rFonts w:ascii="Times New Roman" w:hAnsi="Times New Roman" w:eastAsia="宋体"/>
-          <w:sz w:val="18"/>
-        </w:rPr>
-        <w:t>链接:</w:t>
-      </w:r>
-      <w:hyperlink r:id="rId33">
-        <w:r>
-          <w:rPr>
-            <w:color w:val="0563C1"/>
-            <w:u w:val="single"/>
-          </w:rPr>
-          <w:t>六联智能介绍 "Panther Lake 12Xe" 核显创作游戏本，TDP 最高 100W</w:t>
         </w:r>
       </w:hyperlink>
     </w:p>
@@ -1419,64 +1521,13 @@
         </w:rPr>
         <w:t>链接:</w:t>
       </w:r>
-      <w:hyperlink r:id="rId34">
+      <w:hyperlink r:id="rId36">
         <w:r>
           <w:rPr>
             <w:color w:val="0563C1"/>
             <w:u w:val="single"/>
           </w:rPr>
           <w:t>国外独游开发者诉苦：游戏还没发售，已被逆向破解做成小游戏上线抖音！</w:t>
-        </w:r>
-      </w:hyperlink>
-    </w:p>
-    <w:p>
-      <w:pPr>
-        <w:pStyle w:val="Heading3"/>
-      </w:pPr>
-      <w:r>
-        <w:rPr>
-          <w:rFonts w:ascii="Times New Roman" w:hAnsi="Times New Roman" w:eastAsia="黑体"/>
-          <w:b w:val="0"/>
-          <w:color w:val="888888"/>
-          <w:sz w:val="24"/>
-        </w:rPr>
-        <w:t>【C级·参考】</w:t>
-      </w:r>
-      <w:r>
-        <w:rPr>
-          <w:rFonts w:ascii="Times New Roman" w:hAnsi="Times New Roman" w:eastAsia="黑体"/>
-          <w:b w:val="0"/>
-          <w:color w:val="888888"/>
-          <w:sz w:val="24"/>
-        </w:rPr>
-        <w:t>腾讯 QQ 鸿蒙版 App 获 9.2.65 邀测升级，新增宠物功能</w:t>
-      </w:r>
-    </w:p>
-    <w:p>
-      <w:r>
-        <w:rPr>
-          <w:rFonts w:ascii="Times New Roman" w:hAnsi="Times New Roman" w:eastAsia="宋体"/>
-          <w:color w:val="888888"/>
-          <w:sz w:val="18"/>
-        </w:rPr>
-        <w:t>来源:IT之家 | 时间:09-10 10:04</w:t>
-      </w:r>
-    </w:p>
-    <w:p>
-      <w:r>
-        <w:rPr>
-          <w:rFonts w:ascii="Times New Roman" w:hAnsi="Times New Roman" w:eastAsia="宋体"/>
-          <w:sz w:val="18"/>
-        </w:rPr>
-        <w:t>链接:</w:t>
-      </w:r>
-      <w:hyperlink r:id="rId35">
-        <w:r>
-          <w:rPr>
-            <w:color w:val="0563C1"/>
-            <w:u w:val="single"/>
-          </w:rPr>
-          <w:t>腾讯 QQ 鸿蒙版 App 获 9.2.65 邀测升级，新增宠物功能</w:t>
         </w:r>
       </w:hyperlink>
     </w:p>
@@ -1521,7 +1572,7 @@
         </w:rPr>
         <w:t>链接:</w:t>
       </w:r>
-      <w:hyperlink r:id="rId36">
+      <w:hyperlink r:id="rId37">
         <w:r>
           <w:rPr>
             <w:color w:val="0563C1"/>
@@ -1572,64 +1623,13 @@
         </w:rPr>
         <w:t>链接:</w:t>
       </w:r>
-      <w:hyperlink r:id="rId37">
+      <w:hyperlink r:id="rId38">
         <w:r>
           <w:rPr>
             <w:color w:val="0563C1"/>
             <w:u w:val="single"/>
           </w:rPr>
           <w:t>库洛新商标“不完全燃烧”曝光，NAMI要来、还是又一款新游戏？</w:t>
-        </w:r>
-      </w:hyperlink>
-    </w:p>
-    <w:p>
-      <w:pPr>
-        <w:pStyle w:val="Heading3"/>
-      </w:pPr>
-      <w:r>
-        <w:rPr>
-          <w:rFonts w:ascii="Times New Roman" w:hAnsi="Times New Roman" w:eastAsia="黑体"/>
-          <w:b w:val="0"/>
-          <w:color w:val="888888"/>
-          <w:sz w:val="24"/>
-        </w:rPr>
-        <w:t>【C级·参考】</w:t>
-      </w:r>
-      <w:r>
-        <w:rPr>
-          <w:rFonts w:ascii="Times New Roman" w:hAnsi="Times New Roman" w:eastAsia="黑体"/>
-          <w:b w:val="0"/>
-          <w:color w:val="888888"/>
-          <w:sz w:val="24"/>
-        </w:rPr>
-        <w:t>拳头联合创始人表态：“未来要做买断制付费游戏”！</w:t>
-      </w:r>
-    </w:p>
-    <w:p>
-      <w:r>
-        <w:rPr>
-          <w:rFonts w:ascii="Times New Roman" w:hAnsi="Times New Roman" w:eastAsia="宋体"/>
-          <w:color w:val="888888"/>
-          <w:sz w:val="18"/>
-        </w:rPr>
-        <w:t>来源:GameLook | 时间:09-10 09:11</w:t>
-      </w:r>
-    </w:p>
-    <w:p>
-      <w:r>
-        <w:rPr>
-          <w:rFonts w:ascii="Times New Roman" w:hAnsi="Times New Roman" w:eastAsia="宋体"/>
-          <w:sz w:val="18"/>
-        </w:rPr>
-        <w:t>链接:</w:t>
-      </w:r>
-      <w:hyperlink r:id="rId38">
-        <w:r>
-          <w:rPr>
-            <w:color w:val="0563C1"/>
-            <w:u w:val="single"/>
-          </w:rPr>
-          <w:t>拳头联合创始人表态：“未来要做买断制付费游戏”！</w:t>
         </w:r>
       </w:hyperlink>
     </w:p>
@@ -1676,7 +1676,7 @@
           <w:rFonts w:ascii="Times New Roman" w:hAnsi="Times New Roman" w:eastAsia="宋体"/>
           <w:sz w:val="18"/>
         </w:rPr>
-        <w:t>IT之家(60)、GameLook(15)、HackerNews(7)、Bing新闻(5)</w:t>
+        <w:t>IT之家(60)、GameLook(15)、HackerNews(7)、Bing新闻(9)</w:t>
       </w:r>
     </w:p>
     <w:p>

--- a/briefings/线口监测午报-2026-09-10.docx
+++ b/briefings/线口监测午报-2026-09-10.docx
@@ -22,7 +22,7 @@
           <w:color w:val="888888"/>
           <w:sz w:val="18"/>
         </w:rPr>
-        <w:t>监测窗口:近48小时 | 生成时间:2026-09-10 20:11</w:t>
+        <w:t>监测窗口:近48小时 | 生成时间:2026-09-10 20:52</w:t>
       </w:r>
     </w:p>
     <w:p>
@@ -70,6 +70,57 @@
           <w:color w:val="888888"/>
           <w:sz w:val="24"/>
         </w:rPr>
+        <w:t>NASA 与 IBM 联合发布开源月球研究基础大模型，可识别月表冰区与撞击坑</w:t>
+      </w:r>
+    </w:p>
+    <w:p>
+      <w:r>
+        <w:rPr>
+          <w:rFonts w:ascii="Times New Roman" w:hAnsi="Times New Roman" w:eastAsia="宋体"/>
+          <w:color w:val="888888"/>
+          <w:sz w:val="18"/>
+        </w:rPr>
+        <w:t>来源:IT之家 | 时间:09-10 20:23</w:t>
+      </w:r>
+    </w:p>
+    <w:p>
+      <w:r>
+        <w:rPr>
+          <w:rFonts w:ascii="Times New Roman" w:hAnsi="Times New Roman" w:eastAsia="宋体"/>
+          <w:sz w:val="18"/>
+        </w:rPr>
+        <w:t>链接:</w:t>
+      </w:r>
+      <w:hyperlink r:id="rId9">
+        <w:r>
+          <w:rPr>
+            <w:color w:val="0563C1"/>
+            <w:u w:val="single"/>
+          </w:rPr>
+          <w:t>NASA 与 IBM 联合发布开源月球研究基础大模型，可识别月表冰区与撞击坑</w:t>
+        </w:r>
+      </w:hyperlink>
+    </w:p>
+    <w:p>
+      <w:pPr>
+        <w:pStyle w:val="Heading3"/>
+      </w:pPr>
+      <w:r>
+        <w:rPr>
+          <w:rFonts w:ascii="Times New Roman" w:hAnsi="Times New Roman" w:eastAsia="黑体"/>
+          <w:b w:val="0"/>
+          <w:color w:val="888888"/>
+          <w:sz w:val="24"/>
+        </w:rPr>
+        <w:t>【C级·参考】</w:t>
+      </w:r>
+      <w:r>
+        <w:rPr>
+          <w:rFonts w:ascii="Times New Roman" w:hAnsi="Times New Roman" w:eastAsia="黑体"/>
+          <w:b w:val="0"/>
+          <w:color w:val="888888"/>
+          <w:sz w:val="24"/>
+        </w:rPr>
         <w:t>德军正评估 30 款 AI 工具，计划 2027 年起用于加快战场决策</w:t>
       </w:r>
     </w:p>
@@ -91,7 +142,7 @@
         </w:rPr>
         <w:t>链接:</w:t>
       </w:r>
-      <w:hyperlink r:id="rId9">
+      <w:hyperlink r:id="rId10">
         <w:r>
           <w:rPr>
             <w:color w:val="0563C1"/>
@@ -142,7 +193,7 @@
         </w:rPr>
         <w:t>链接:</w:t>
       </w:r>
-      <w:hyperlink r:id="rId10">
+      <w:hyperlink r:id="rId11">
         <w:r>
           <w:rPr>
             <w:color w:val="0563C1"/>
@@ -193,7 +244,7 @@
         </w:rPr>
         <w:t>链接:</w:t>
       </w:r>
-      <w:hyperlink r:id="rId11">
+      <w:hyperlink r:id="rId12">
         <w:r>
           <w:rPr>
             <w:color w:val="0563C1"/>
@@ -244,7 +295,7 @@
         </w:rPr>
         <w:t>链接:</w:t>
       </w:r>
-      <w:hyperlink r:id="rId12">
+      <w:hyperlink r:id="rId13">
         <w:r>
           <w:rPr>
             <w:color w:val="0563C1"/>
@@ -295,7 +346,7 @@
         </w:rPr>
         <w:t>链接:</w:t>
       </w:r>
-      <w:hyperlink r:id="rId13">
+      <w:hyperlink r:id="rId14">
         <w:r>
           <w:rPr>
             <w:color w:val="0563C1"/>
@@ -346,7 +397,7 @@
         </w:rPr>
         <w:t>链接:</w:t>
       </w:r>
-      <w:hyperlink r:id="rId14">
+      <w:hyperlink r:id="rId15">
         <w:r>
           <w:rPr>
             <w:color w:val="0563C1"/>
@@ -397,7 +448,7 @@
         </w:rPr>
         <w:t>链接:</w:t>
       </w:r>
-      <w:hyperlink r:id="rId15">
+      <w:hyperlink r:id="rId16">
         <w:r>
           <w:rPr>
             <w:color w:val="0563C1"/>
@@ -448,7 +499,7 @@
         </w:rPr>
         <w:t>链接:</w:t>
       </w:r>
-      <w:hyperlink r:id="rId16">
+      <w:hyperlink r:id="rId17">
         <w:r>
           <w:rPr>
             <w:color w:val="0563C1"/>
@@ -499,7 +550,7 @@
         </w:rPr>
         <w:t>链接:</w:t>
       </w:r>
-      <w:hyperlink r:id="rId17">
+      <w:hyperlink r:id="rId18">
         <w:r>
           <w:rPr>
             <w:color w:val="0563C1"/>
@@ -550,7 +601,7 @@
         </w:rPr>
         <w:t>链接:</w:t>
       </w:r>
-      <w:hyperlink r:id="rId18">
+      <w:hyperlink r:id="rId19">
         <w:r>
           <w:rPr>
             <w:color w:val="0563C1"/>
@@ -601,7 +652,7 @@
         </w:rPr>
         <w:t>链接:</w:t>
       </w:r>
-      <w:hyperlink r:id="rId19">
+      <w:hyperlink r:id="rId20">
         <w:r>
           <w:rPr>
             <w:color w:val="0563C1"/>
@@ -652,115 +703,13 @@
         </w:rPr>
         <w:t>链接:</w:t>
       </w:r>
-      <w:hyperlink r:id="rId20">
+      <w:hyperlink r:id="rId21">
         <w:r>
           <w:rPr>
             <w:color w:val="0563C1"/>
             <w:u w:val="single"/>
           </w:rPr>
           <w:t>寒武纪回应“上调 AI 处理器价格”传闻：并未发布涨价相关消息</w:t>
-        </w:r>
-      </w:hyperlink>
-    </w:p>
-    <w:p>
-      <w:pPr>
-        <w:pStyle w:val="Heading3"/>
-      </w:pPr>
-      <w:r>
-        <w:rPr>
-          <w:rFonts w:ascii="Times New Roman" w:hAnsi="Times New Roman" w:eastAsia="黑体"/>
-          <w:b w:val="0"/>
-          <w:color w:val="888888"/>
-          <w:sz w:val="24"/>
-        </w:rPr>
-        <w:t>【C级·参考】</w:t>
-      </w:r>
-      <w:r>
-        <w:rPr>
-          <w:rFonts w:ascii="Times New Roman" w:hAnsi="Times New Roman" w:eastAsia="黑体"/>
-          <w:b w:val="0"/>
-          <w:color w:val="888888"/>
-          <w:sz w:val="24"/>
-        </w:rPr>
-        <w:t>支持前实习生创业项目：消息称阿里拟领投 AI 评测公司 UniPat 的 3 亿美元融资</w:t>
-      </w:r>
-    </w:p>
-    <w:p>
-      <w:r>
-        <w:rPr>
-          <w:rFonts w:ascii="Times New Roman" w:hAnsi="Times New Roman" w:eastAsia="宋体"/>
-          <w:color w:val="888888"/>
-          <w:sz w:val="18"/>
-        </w:rPr>
-        <w:t>来源:IT之家 | 时间:09-10 16:29</w:t>
-      </w:r>
-    </w:p>
-    <w:p>
-      <w:r>
-        <w:rPr>
-          <w:rFonts w:ascii="Times New Roman" w:hAnsi="Times New Roman" w:eastAsia="宋体"/>
-          <w:sz w:val="18"/>
-        </w:rPr>
-        <w:t>链接:</w:t>
-      </w:r>
-      <w:hyperlink r:id="rId21">
-        <w:r>
-          <w:rPr>
-            <w:color w:val="0563C1"/>
-            <w:u w:val="single"/>
-          </w:rPr>
-          <w:t>支持前实习生创业项目：消息称阿里拟领投 AI 评测公司 UniPat 的 3 亿美元融资</w:t>
-        </w:r>
-      </w:hyperlink>
-    </w:p>
-    <w:p>
-      <w:pPr>
-        <w:pStyle w:val="Heading3"/>
-      </w:pPr>
-      <w:r>
-        <w:rPr>
-          <w:rFonts w:ascii="Times New Roman" w:hAnsi="Times New Roman" w:eastAsia="黑体"/>
-          <w:b w:val="0"/>
-          <w:color w:val="888888"/>
-          <w:sz w:val="24"/>
-        </w:rPr>
-        <w:t>【C级·参考】</w:t>
-      </w:r>
-      <w:r>
-        <w:rPr>
-          <w:rFonts w:ascii="Times New Roman" w:hAnsi="Times New Roman" w:eastAsia="黑体"/>
-          <w:b w:val="0"/>
-          <w:color w:val="888888"/>
-          <w:sz w:val="24"/>
-        </w:rPr>
-        <w:t>支付宝设立“智能体涌现奖”：每年投入 1000 万，不会写代码也能参与</w:t>
-      </w:r>
-    </w:p>
-    <w:p>
-      <w:r>
-        <w:rPr>
-          <w:rFonts w:ascii="Times New Roman" w:hAnsi="Times New Roman" w:eastAsia="宋体"/>
-          <w:color w:val="888888"/>
-          <w:sz w:val="18"/>
-        </w:rPr>
-        <w:t>来源:IT之家 | 时间:09-10 16:25</w:t>
-      </w:r>
-    </w:p>
-    <w:p>
-      <w:r>
-        <w:rPr>
-          <w:rFonts w:ascii="Times New Roman" w:hAnsi="Times New Roman" w:eastAsia="宋体"/>
-          <w:sz w:val="18"/>
-        </w:rPr>
-        <w:t>链接:</w:t>
-      </w:r>
-      <w:hyperlink r:id="rId22">
-        <w:r>
-          <w:rPr>
-            <w:color w:val="0563C1"/>
-            <w:u w:val="single"/>
-          </w:rPr>
-          <w:t>支付宝设立“智能体涌现奖”：每年投入 1000 万，不会写代码也能参与</w:t>
         </w:r>
       </w:hyperlink>
     </w:p>
@@ -805,64 +754,13 @@
         </w:rPr>
         <w:t>链接:</w:t>
       </w:r>
-      <w:hyperlink r:id="rId23">
+      <w:hyperlink r:id="rId22">
         <w:r>
           <w:rPr>
             <w:color w:val="0563C1"/>
             <w:u w:val="single"/>
           </w:rPr>
           <w:t>三星加码AI眼镜</w:t>
-        </w:r>
-      </w:hyperlink>
-    </w:p>
-    <w:p>
-      <w:pPr>
-        <w:pStyle w:val="Heading3"/>
-      </w:pPr>
-      <w:r>
-        <w:rPr>
-          <w:rFonts w:ascii="Times New Roman" w:hAnsi="Times New Roman" w:eastAsia="黑体"/>
-          <w:b w:val="0"/>
-          <w:color w:val="888888"/>
-          <w:sz w:val="24"/>
-        </w:rPr>
-        <w:t>【C级·参考】</w:t>
-      </w:r>
-      <w:r>
-        <w:rPr>
-          <w:rFonts w:ascii="Times New Roman" w:hAnsi="Times New Roman" w:eastAsia="黑体"/>
-          <w:b w:val="0"/>
-          <w:color w:val="888888"/>
-          <w:sz w:val="24"/>
-        </w:rPr>
-        <w:t>闪极loomos L1斩获SIVA年度最佳AI拍摄眼镜</w:t>
-      </w:r>
-    </w:p>
-    <w:p>
-      <w:r>
-        <w:rPr>
-          <w:rFonts w:ascii="Times New Roman" w:hAnsi="Times New Roman" w:eastAsia="宋体"/>
-          <w:color w:val="888888"/>
-          <w:sz w:val="18"/>
-        </w:rPr>
-        <w:t>来源:Bing新闻 | 时间:09-10 10:38</w:t>
-      </w:r>
-    </w:p>
-    <w:p>
-      <w:r>
-        <w:rPr>
-          <w:rFonts w:ascii="Times New Roman" w:hAnsi="Times New Roman" w:eastAsia="宋体"/>
-          <w:sz w:val="18"/>
-        </w:rPr>
-        <w:t>链接:</w:t>
-      </w:r>
-      <w:hyperlink r:id="rId24">
-        <w:r>
-          <w:rPr>
-            <w:color w:val="0563C1"/>
-            <w:u w:val="single"/>
-          </w:rPr>
-          <w:t>闪极loomos L1斩获SIVA年度最佳AI拍摄眼镜</w:t>
         </w:r>
       </w:hyperlink>
     </w:p>
@@ -907,7 +805,7 @@
         </w:rPr>
         <w:t>链接:</w:t>
       </w:r>
-      <w:hyperlink r:id="rId25">
+      <w:hyperlink r:id="rId23">
         <w:r>
           <w:rPr>
             <w:color w:val="0563C1"/>
@@ -958,13 +856,166 @@
         </w:rPr>
         <w:t>链接:</w:t>
       </w:r>
+      <w:hyperlink r:id="rId24">
+        <w:r>
+          <w:rPr>
+            <w:color w:val="0563C1"/>
+            <w:u w:val="single"/>
+          </w:rPr>
+          <w:t>上海首个“AI眼镜城市伴游”试点落地！从豫园到外滩，数字科技重构城市漫步</w:t>
+        </w:r>
+      </w:hyperlink>
+    </w:p>
+    <w:p>
+      <w:pPr>
+        <w:pStyle w:val="Heading3"/>
+      </w:pPr>
+      <w:r>
+        <w:rPr>
+          <w:rFonts w:ascii="Times New Roman" w:hAnsi="Times New Roman" w:eastAsia="黑体"/>
+          <w:b w:val="0"/>
+          <w:color w:val="888888"/>
+          <w:sz w:val="24"/>
+        </w:rPr>
+        <w:t>【C级·参考】</w:t>
+      </w:r>
+      <w:r>
+        <w:rPr>
+          <w:rFonts w:ascii="Times New Roman" w:hAnsi="Times New Roman" w:eastAsia="黑体"/>
+          <w:b w:val="0"/>
+          <w:color w:val="888888"/>
+          <w:sz w:val="24"/>
+        </w:rPr>
+        <w:t>展会与第27届中国国际光电博览会同期举行，AI眼镜成展会焦点</w:t>
+      </w:r>
+    </w:p>
+    <w:p>
+      <w:r>
+        <w:rPr>
+          <w:rFonts w:ascii="Times New Roman" w:hAnsi="Times New Roman" w:eastAsia="宋体"/>
+          <w:color w:val="888888"/>
+          <w:sz w:val="18"/>
+        </w:rPr>
+        <w:t>来源:Bing新闻 | 时间:09-10 04:32</w:t>
+      </w:r>
+    </w:p>
+    <w:p>
+      <w:r>
+        <w:rPr>
+          <w:rFonts w:ascii="Times New Roman" w:hAnsi="Times New Roman" w:eastAsia="宋体"/>
+          <w:sz w:val="18"/>
+        </w:rPr>
+        <w:t>链接:</w:t>
+      </w:r>
+      <w:hyperlink r:id="rId25">
+        <w:r>
+          <w:rPr>
+            <w:color w:val="0563C1"/>
+            <w:u w:val="single"/>
+          </w:rPr>
+          <w:t>展会与第27届中国国际光电博览会同期举行，AI眼镜成展会焦点</w:t>
+        </w:r>
+      </w:hyperlink>
+    </w:p>
+    <w:p>
+      <w:pPr>
+        <w:pStyle w:val="Heading3"/>
+      </w:pPr>
+      <w:r>
+        <w:rPr>
+          <w:rFonts w:ascii="Times New Roman" w:hAnsi="Times New Roman" w:eastAsia="黑体"/>
+          <w:b w:val="0"/>
+          <w:color w:val="888888"/>
+          <w:sz w:val="24"/>
+        </w:rPr>
+        <w:t>【C级·参考】</w:t>
+      </w:r>
+      <w:r>
+        <w:rPr>
+          <w:rFonts w:ascii="Times New Roman" w:hAnsi="Times New Roman" w:eastAsia="黑体"/>
+          <w:b w:val="0"/>
+          <w:color w:val="888888"/>
+          <w:sz w:val="24"/>
+        </w:rPr>
+        <w:t>AI眼镜进入新品密集期：充电触点、USB-C和摄像头接口如何做ESD保护</w:t>
+      </w:r>
+    </w:p>
+    <w:p>
+      <w:r>
+        <w:rPr>
+          <w:rFonts w:ascii="Times New Roman" w:hAnsi="Times New Roman" w:eastAsia="宋体"/>
+          <w:color w:val="888888"/>
+          <w:sz w:val="18"/>
+        </w:rPr>
+        <w:t>来源:Bing新闻 | 时间:09-10 03:08</w:t>
+      </w:r>
+    </w:p>
+    <w:p>
+      <w:r>
+        <w:rPr>
+          <w:rFonts w:ascii="Times New Roman" w:hAnsi="Times New Roman" w:eastAsia="宋体"/>
+          <w:sz w:val="18"/>
+        </w:rPr>
+        <w:t>链接:</w:t>
+      </w:r>
       <w:hyperlink r:id="rId26">
         <w:r>
           <w:rPr>
             <w:color w:val="0563C1"/>
             <w:u w:val="single"/>
           </w:rPr>
-          <w:t>上海首个“AI眼镜城市伴游”试点落地！从豫园到外滩，数字科技重构城市漫步</w:t>
+          <w:t>AI眼镜进入新品密集期：充电触点、USB-C和摄像头接口如何做ESD保护</w:t>
+        </w:r>
+      </w:hyperlink>
+    </w:p>
+    <w:p>
+      <w:pPr>
+        <w:pStyle w:val="Heading3"/>
+      </w:pPr>
+      <w:r>
+        <w:rPr>
+          <w:rFonts w:ascii="Times New Roman" w:hAnsi="Times New Roman" w:eastAsia="黑体"/>
+          <w:b w:val="0"/>
+          <w:color w:val="888888"/>
+          <w:sz w:val="24"/>
+        </w:rPr>
+        <w:t>【C级·参考】</w:t>
+      </w:r>
+      <w:r>
+        <w:rPr>
+          <w:rFonts w:ascii="Times New Roman" w:hAnsi="Times New Roman" w:eastAsia="黑体"/>
+          <w:b w:val="0"/>
+          <w:color w:val="888888"/>
+          <w:sz w:val="24"/>
+        </w:rPr>
+        <w:t>AI眼镜智能化分级指导性文件正式发布，行业迎来统一评价标尺</w:t>
+      </w:r>
+    </w:p>
+    <w:p>
+      <w:r>
+        <w:rPr>
+          <w:rFonts w:ascii="Times New Roman" w:hAnsi="Times New Roman" w:eastAsia="宋体"/>
+          <w:color w:val="888888"/>
+          <w:sz w:val="18"/>
+        </w:rPr>
+        <w:t>来源:Bing新闻 | 时间:09-10 03:01</w:t>
+      </w:r>
+    </w:p>
+    <w:p>
+      <w:r>
+        <w:rPr>
+          <w:rFonts w:ascii="Times New Roman" w:hAnsi="Times New Roman" w:eastAsia="宋体"/>
+          <w:sz w:val="18"/>
+        </w:rPr>
+        <w:t>链接:</w:t>
+      </w:r>
+      <w:hyperlink r:id="rId27">
+        <w:r>
+          <w:rPr>
+            <w:color w:val="0563C1"/>
+            <w:u w:val="single"/>
+          </w:rPr>
+          <w:t>AI眼镜智能化分级指导性文件正式发布，行业迎来统一评价标尺</w:t>
         </w:r>
       </w:hyperlink>
     </w:p>
@@ -1021,7 +1072,7 @@
         </w:rPr>
         <w:t>链接:</w:t>
       </w:r>
-      <w:hyperlink r:id="rId27">
+      <w:hyperlink r:id="rId28">
         <w:r>
           <w:rPr>
             <w:color w:val="0563C1"/>
@@ -1072,115 +1123,13 @@
         </w:rPr>
         <w:t>链接:</w:t>
       </w:r>
-      <w:hyperlink r:id="rId28">
+      <w:hyperlink r:id="rId29">
         <w:r>
           <w:rPr>
             <w:color w:val="0563C1"/>
             <w:u w:val="single"/>
           </w:rPr>
           <w:t>中国企业获西班牙首张 L4 自动驾驶乘用车运营牌照，文远知行 Robotaxi 年内当地上线</w:t>
-        </w:r>
-      </w:hyperlink>
-    </w:p>
-    <w:p>
-      <w:pPr>
-        <w:pStyle w:val="Heading3"/>
-      </w:pPr>
-      <w:r>
-        <w:rPr>
-          <w:rFonts w:ascii="Times New Roman" w:hAnsi="Times New Roman" w:eastAsia="黑体"/>
-          <w:b w:val="0"/>
-          <w:color w:val="888888"/>
-          <w:sz w:val="24"/>
-        </w:rPr>
-        <w:t>【C级·参考】</w:t>
-      </w:r>
-      <w:r>
-        <w:rPr>
-          <w:rFonts w:ascii="Times New Roman" w:hAnsi="Times New Roman" w:eastAsia="黑体"/>
-          <w:b w:val="0"/>
-          <w:color w:val="888888"/>
-          <w:sz w:val="24"/>
-        </w:rPr>
-        <w:t>刷新全球开源模型多项评测 SOTA，宇树科技开源全新一代通用人形机器人基座模型 UnifoLM-WLA-1.0</w:t>
-      </w:r>
-    </w:p>
-    <w:p>
-      <w:r>
-        <w:rPr>
-          <w:rFonts w:ascii="Times New Roman" w:hAnsi="Times New Roman" w:eastAsia="宋体"/>
-          <w:color w:val="888888"/>
-          <w:sz w:val="18"/>
-        </w:rPr>
-        <w:t>来源:IT之家 | 时间:09-10 16:21</w:t>
-      </w:r>
-    </w:p>
-    <w:p>
-      <w:r>
-        <w:rPr>
-          <w:rFonts w:ascii="Times New Roman" w:hAnsi="Times New Roman" w:eastAsia="宋体"/>
-          <w:sz w:val="18"/>
-        </w:rPr>
-        <w:t>链接:</w:t>
-      </w:r>
-      <w:hyperlink r:id="rId29">
-        <w:r>
-          <w:rPr>
-            <w:color w:val="0563C1"/>
-            <w:u w:val="single"/>
-          </w:rPr>
-          <w:t>刷新全球开源模型多项评测 SOTA，宇树科技开源全新一代通用人形机器人基座模型 UnifoLM-WLA-1.0</w:t>
-        </w:r>
-      </w:hyperlink>
-    </w:p>
-    <w:p>
-      <w:pPr>
-        <w:pStyle w:val="Heading3"/>
-      </w:pPr>
-      <w:r>
-        <w:rPr>
-          <w:rFonts w:ascii="Times New Roman" w:hAnsi="Times New Roman" w:eastAsia="黑体"/>
-          <w:b w:val="0"/>
-          <w:color w:val="888888"/>
-          <w:sz w:val="24"/>
-        </w:rPr>
-        <w:t>【C级·参考】</w:t>
-      </w:r>
-      <w:r>
-        <w:rPr>
-          <w:rFonts w:ascii="Times New Roman" w:hAnsi="Times New Roman" w:eastAsia="黑体"/>
-          <w:b w:val="0"/>
-          <w:color w:val="888888"/>
-          <w:sz w:val="24"/>
-        </w:rPr>
-        <w:t>中国商飞董事长贺东风：将打造人工智能训练场，让人形机器人走进大飞机的生产车间</w:t>
-      </w:r>
-    </w:p>
-    <w:p>
-      <w:r>
-        <w:rPr>
-          <w:rFonts w:ascii="Times New Roman" w:hAnsi="Times New Roman" w:eastAsia="宋体"/>
-          <w:color w:val="888888"/>
-          <w:sz w:val="18"/>
-        </w:rPr>
-        <w:t>来源:IT之家 | 时间:09-10 16:20</w:t>
-      </w:r>
-    </w:p>
-    <w:p>
-      <w:r>
-        <w:rPr>
-          <w:rFonts w:ascii="Times New Roman" w:hAnsi="Times New Roman" w:eastAsia="宋体"/>
-          <w:sz w:val="18"/>
-        </w:rPr>
-        <w:t>链接:</w:t>
-      </w:r>
-      <w:hyperlink r:id="rId30">
-        <w:r>
-          <w:rPr>
-            <w:color w:val="0563C1"/>
-            <w:u w:val="single"/>
-          </w:rPr>
-          <w:t>中国商飞董事长贺东风：将打造人工智能训练场，让人形机器人走进大飞机的生产车间</w:t>
         </w:r>
       </w:hyperlink>
     </w:p>
@@ -1237,7 +1186,7 @@
         </w:rPr>
         <w:t>链接:</w:t>
       </w:r>
-      <w:hyperlink r:id="rId31">
+      <w:hyperlink r:id="rId30">
         <w:r>
           <w:rPr>
             <w:color w:val="0563C1"/>
@@ -1317,7 +1266,7 @@
         </w:rPr>
         <w:t>链接:</w:t>
       </w:r>
-      <w:hyperlink r:id="rId32">
+      <w:hyperlink r:id="rId31">
         <w:r>
           <w:rPr>
             <w:color w:val="0563C1"/>
@@ -1368,7 +1317,7 @@
         </w:rPr>
         <w:t>链接:</w:t>
       </w:r>
-      <w:hyperlink r:id="rId33">
+      <w:hyperlink r:id="rId32">
         <w:r>
           <w:rPr>
             <w:color w:val="0563C1"/>
@@ -1419,7 +1368,7 @@
         </w:rPr>
         <w:t>链接:</w:t>
       </w:r>
-      <w:hyperlink r:id="rId34">
+      <w:hyperlink r:id="rId33">
         <w:r>
           <w:rPr>
             <w:color w:val="0563C1"/>
@@ -1470,7 +1419,7 @@
         </w:rPr>
         <w:t>链接:</w:t>
       </w:r>
-      <w:hyperlink r:id="rId35">
+      <w:hyperlink r:id="rId34">
         <w:r>
           <w:rPr>
             <w:color w:val="0563C1"/>
@@ -1521,7 +1470,7 @@
         </w:rPr>
         <w:t>链接:</w:t>
       </w:r>
-      <w:hyperlink r:id="rId36">
+      <w:hyperlink r:id="rId35">
         <w:r>
           <w:rPr>
             <w:color w:val="0563C1"/>
@@ -1572,7 +1521,7 @@
         </w:rPr>
         <w:t>链接:</w:t>
       </w:r>
-      <w:hyperlink r:id="rId37">
+      <w:hyperlink r:id="rId36">
         <w:r>
           <w:rPr>
             <w:color w:val="0563C1"/>
@@ -1623,13 +1572,64 @@
         </w:rPr>
         <w:t>链接:</w:t>
       </w:r>
+      <w:hyperlink r:id="rId37">
+        <w:r>
+          <w:rPr>
+            <w:color w:val="0563C1"/>
+            <w:u w:val="single"/>
+          </w:rPr>
+          <w:t>库洛新商标“不完全燃烧”曝光，NAMI要来、还是又一款新游戏？</w:t>
+        </w:r>
+      </w:hyperlink>
+    </w:p>
+    <w:p>
+      <w:pPr>
+        <w:pStyle w:val="Heading3"/>
+      </w:pPr>
+      <w:r>
+        <w:rPr>
+          <w:rFonts w:ascii="Times New Roman" w:hAnsi="Times New Roman" w:eastAsia="黑体"/>
+          <w:b w:val="0"/>
+          <w:color w:val="888888"/>
+          <w:sz w:val="24"/>
+        </w:rPr>
+        <w:t>【C级·参考】</w:t>
+      </w:r>
+      <w:r>
+        <w:rPr>
+          <w:rFonts w:ascii="Times New Roman" w:hAnsi="Times New Roman" w:eastAsia="黑体"/>
+          <w:b w:val="0"/>
+          <w:color w:val="888888"/>
+          <w:sz w:val="24"/>
+        </w:rPr>
+        <w:t>拳头联合创始人表态：“未来要做买断制付费游戏”！</w:t>
+      </w:r>
+    </w:p>
+    <w:p>
+      <w:r>
+        <w:rPr>
+          <w:rFonts w:ascii="Times New Roman" w:hAnsi="Times New Roman" w:eastAsia="宋体"/>
+          <w:color w:val="888888"/>
+          <w:sz w:val="18"/>
+        </w:rPr>
+        <w:t>来源:GameLook | 时间:09-10 09:11</w:t>
+      </w:r>
+    </w:p>
+    <w:p>
+      <w:r>
+        <w:rPr>
+          <w:rFonts w:ascii="Times New Roman" w:hAnsi="Times New Roman" w:eastAsia="宋体"/>
+          <w:sz w:val="18"/>
+        </w:rPr>
+        <w:t>链接:</w:t>
+      </w:r>
       <w:hyperlink r:id="rId38">
         <w:r>
           <w:rPr>
             <w:color w:val="0563C1"/>
             <w:u w:val="single"/>
           </w:rPr>
-          <w:t>库洛新商标“不完全燃烧”曝光，NAMI要来、还是又一款新游戏？</w:t>
+          <w:t>拳头联合创始人表态：“未来要做买断制付费游戏”！</w:t>
         </w:r>
       </w:hyperlink>
     </w:p>
@@ -1676,7 +1676,7 @@
           <w:rFonts w:ascii="Times New Roman" w:hAnsi="Times New Roman" w:eastAsia="宋体"/>
           <w:sz w:val="18"/>
         </w:rPr>
-        <w:t>IT之家(60)、GameLook(15)、HackerNews(7)、Bing新闻(9)</w:t>
+        <w:t>IT之家(60)、GameLook(15)、HackerNews(7)、Bing新闻(7)</w:t>
       </w:r>
     </w:p>
     <w:p>
